--- a/python/p2_part_2_of_oop_of_python.docx
+++ b/python/p2_part_2_of_oop_of_python.docx
@@ -42,73 +42,7 @@
           <w:sz w:val="32"/>
           <w:szCs w:val="32"/>
         </w:rPr>
-        <w:t>Composition in Python………………</w:t>
-      </w:r>
-      <w:r>
-        <w:rPr>
-          <w:rFonts w:cs="Carlito"/>
-          <w:sz w:val="32"/>
-          <w:szCs w:val="32"/>
-        </w:rPr>
-        <w:t>……</w:t>
-      </w:r>
-      <w:r>
-        <w:rPr>
-          <w:rFonts w:cs="Carlito"/>
-          <w:sz w:val="32"/>
-          <w:szCs w:val="32"/>
-        </w:rPr>
-        <w:t>……………………</w:t>
-      </w:r>
-      <w:proofErr w:type="gramStart"/>
-      <w:r>
-        <w:rPr>
-          <w:rFonts w:cs="Carlito"/>
-          <w:sz w:val="32"/>
-          <w:szCs w:val="32"/>
-        </w:rPr>
-        <w:t>…</w:t>
-      </w:r>
-      <w:r>
-        <w:rPr>
-          <w:rFonts w:cs="Carlito"/>
-          <w:sz w:val="32"/>
-          <w:szCs w:val="32"/>
-        </w:rPr>
-        <w:t>..</w:t>
-      </w:r>
-      <w:proofErr w:type="gramEnd"/>
-      <w:r>
-        <w:rPr>
-          <w:rFonts w:cs="Carlito"/>
-          <w:sz w:val="32"/>
-          <w:szCs w:val="32"/>
-        </w:rPr>
-        <w:t>….</w:t>
-      </w:r>
-      <w:r>
-        <w:rPr>
-          <w:rFonts w:cs="Carlito"/>
-          <w:sz w:val="32"/>
-          <w:szCs w:val="32"/>
-        </w:rPr>
-        <w:t>…</w:t>
-      </w:r>
-      <w:r>
-        <w:rPr>
-          <w:rFonts w:cs="Carlito"/>
-          <w:sz w:val="32"/>
-          <w:szCs w:val="32"/>
-        </w:rPr>
-        <w:t>.</w:t>
-      </w:r>
-      <w:r>
-        <w:rPr>
-          <w:rFonts w:cs="Carlito"/>
-          <w:sz w:val="32"/>
-          <w:szCs w:val="32"/>
-        </w:rPr>
-        <w:t>2</w:t>
+        <w:t>Composition in Python</w:t>
       </w:r>
     </w:p>
     <w:p>
@@ -141,31 +75,7 @@
           <w:sz w:val="32"/>
           <w:szCs w:val="32"/>
         </w:rPr>
-        <w:t xml:space="preserve"> in Python……………………………………………………………</w:t>
-      </w:r>
-      <w:r>
-        <w:rPr>
-          <w:rFonts w:cs="Carlito"/>
-          <w:sz w:val="32"/>
-          <w:szCs w:val="32"/>
-        </w:rPr>
-        <w:t>..</w:t>
-      </w:r>
-      <w:r>
-        <w:rPr>
-          <w:rFonts w:cs="Carlito"/>
-          <w:sz w:val="32"/>
-          <w:szCs w:val="32"/>
-        </w:rPr>
-        <w:t>.</w:t>
-      </w:r>
-      <w:r>
-        <w:rPr>
-          <w:rFonts w:cs="Carlito"/>
-          <w:sz w:val="32"/>
-          <w:szCs w:val="32"/>
-        </w:rPr>
-        <w:t>4</w:t>
+        <w:t xml:space="preserve"> in Python</w:t>
       </w:r>
     </w:p>
     <w:p>
@@ -198,46 +108,6 @@
         </w:rPr>
         <w:t>s</w:t>
       </w:r>
-      <w:r>
-        <w:rPr>
-          <w:rFonts w:cs="Carlito"/>
-          <w:sz w:val="32"/>
-          <w:szCs w:val="32"/>
-        </w:rPr>
-        <w:t>………………</w:t>
-      </w:r>
-      <w:r>
-        <w:rPr>
-          <w:rFonts w:cs="Carlito"/>
-          <w:sz w:val="32"/>
-          <w:szCs w:val="32"/>
-        </w:rPr>
-        <w:t>.</w:t>
-      </w:r>
-      <w:r>
-        <w:rPr>
-          <w:rFonts w:cs="Carlito"/>
-          <w:sz w:val="32"/>
-          <w:szCs w:val="32"/>
-        </w:rPr>
-        <w:t>…………………………………………</w:t>
-      </w:r>
-      <w:r>
-        <w:rPr>
-          <w:rFonts w:cs="Carlito"/>
-          <w:sz w:val="32"/>
-          <w:szCs w:val="32"/>
-        </w:rPr>
-        <w:t>.</w:t>
-      </w:r>
-      <w:r>
-        <w:rPr>
-          <w:rFonts w:cs="Carlito"/>
-          <w:sz w:val="32"/>
-          <w:szCs w:val="32"/>
-        </w:rPr>
-        <w:t>6</w:t>
-      </w:r>
     </w:p>
     <w:p>
       <w:pPr>
@@ -259,41 +129,7 @@
           <w:sz w:val="32"/>
           <w:szCs w:val="32"/>
         </w:rPr>
-        <w:t>Magic Methods ……………………………………………………….…</w:t>
-      </w:r>
-      <w:proofErr w:type="gramStart"/>
-      <w:r>
-        <w:rPr>
-          <w:rFonts w:cs="Carlito"/>
-          <w:sz w:val="32"/>
-          <w:szCs w:val="32"/>
-        </w:rPr>
-        <w:t>…</w:t>
-      </w:r>
-      <w:r>
-        <w:rPr>
-          <w:rFonts w:cs="Carlito"/>
-          <w:sz w:val="32"/>
-          <w:szCs w:val="32"/>
-        </w:rPr>
-        <w:t>.</w:t>
-      </w:r>
-      <w:r>
-        <w:rPr>
-          <w:rFonts w:cs="Carlito"/>
-          <w:sz w:val="32"/>
-          <w:szCs w:val="32"/>
-        </w:rPr>
-        <w:t>.</w:t>
-      </w:r>
-      <w:proofErr w:type="gramEnd"/>
-      <w:r>
-        <w:rPr>
-          <w:rFonts w:cs="Carlito"/>
-          <w:sz w:val="32"/>
-          <w:szCs w:val="32"/>
-        </w:rPr>
-        <w:t>9</w:t>
+        <w:t>Magic Methods</w:t>
       </w:r>
     </w:p>
     <w:p>
@@ -350,22 +186,6 @@
         </w:rPr>
         <w:t>)</w:t>
       </w:r>
-      <w:r>
-        <w:rPr>
-          <w:rFonts w:cs="Carlito"/>
-          <w:sz w:val="32"/>
-          <w:szCs w:val="32"/>
-        </w:rPr>
-        <w:t>……………………………………………</w:t>
-      </w:r>
-      <w:r>
-        <w:rPr>
-          <w:rFonts w:cs="Carlito"/>
-          <w:sz w:val="32"/>
-          <w:szCs w:val="32"/>
-        </w:rPr>
-        <w:t>..9</w:t>
-      </w:r>
     </w:p>
     <w:p>
       <w:pPr>
@@ -387,31 +207,7 @@
           <w:sz w:val="32"/>
           <w:szCs w:val="32"/>
         </w:rPr>
-        <w:t>Operator Overloading……………………………………………………</w:t>
-      </w:r>
-      <w:r>
-        <w:rPr>
-          <w:rFonts w:cs="Carlito"/>
-          <w:sz w:val="32"/>
-          <w:szCs w:val="32"/>
-        </w:rPr>
-        <w:t>.</w:t>
-      </w:r>
-      <w:r>
-        <w:rPr>
-          <w:rFonts w:cs="Carlito"/>
-          <w:sz w:val="32"/>
-          <w:szCs w:val="32"/>
-        </w:rPr>
-        <w:t>1</w:t>
-      </w:r>
-      <w:r>
-        <w:rPr>
-          <w:rFonts w:cs="Carlito"/>
-          <w:sz w:val="32"/>
-          <w:szCs w:val="32"/>
-        </w:rPr>
-        <w:t>0</w:t>
+        <w:t>Operator Overloading</w:t>
       </w:r>
     </w:p>
     <w:p>
@@ -434,39 +230,7 @@
           <w:sz w:val="32"/>
           <w:szCs w:val="32"/>
         </w:rPr>
-        <w:t>Container Magic Methods…………………………………………</w:t>
-      </w:r>
-      <w:r>
-        <w:rPr>
-          <w:rFonts w:cs="Carlito"/>
-          <w:sz w:val="32"/>
-          <w:szCs w:val="32"/>
-        </w:rPr>
-        <w:t>….</w:t>
-      </w:r>
-      <w:r>
-        <w:rPr>
-          <w:rFonts w:cs="Carlito"/>
-          <w:sz w:val="32"/>
-          <w:szCs w:val="32"/>
-        </w:rPr>
-        <w:t>…</w:t>
-      </w:r>
-      <w:r>
-        <w:rPr>
-          <w:rFonts w:cs="Carlito"/>
-          <w:sz w:val="32"/>
-          <w:szCs w:val="32"/>
-        </w:rPr>
-        <w:t>1</w:t>
-      </w:r>
-      <w:r>
-        <w:rPr>
-          <w:rFonts w:cs="Carlito"/>
-          <w:sz w:val="32"/>
-          <w:szCs w:val="32"/>
-        </w:rPr>
-        <w:t>2</w:t>
+        <w:t>Container Magic Methods</w:t>
       </w:r>
     </w:p>
     <w:p>
@@ -489,49 +253,7 @@
           <w:sz w:val="32"/>
           <w:szCs w:val="32"/>
         </w:rPr>
-        <w:t>Singleton Pattern in Python…………………………………………</w:t>
-      </w:r>
-      <w:proofErr w:type="gramStart"/>
-      <w:r>
-        <w:rPr>
-          <w:rFonts w:cs="Carlito"/>
-          <w:sz w:val="32"/>
-          <w:szCs w:val="32"/>
-        </w:rPr>
-        <w:t>…</w:t>
-      </w:r>
-      <w:r>
-        <w:rPr>
-          <w:rFonts w:cs="Carlito"/>
-          <w:sz w:val="32"/>
-          <w:szCs w:val="32"/>
-        </w:rPr>
-        <w:t>.</w:t>
-      </w:r>
-      <w:r>
-        <w:rPr>
-          <w:rFonts w:cs="Carlito"/>
-          <w:sz w:val="32"/>
-          <w:szCs w:val="32"/>
-        </w:rPr>
-        <w:t>.</w:t>
-      </w:r>
-      <w:proofErr w:type="gramEnd"/>
-      <w:r>
-        <w:rPr>
-          <w:rFonts w:cs="Carlito"/>
-          <w:sz w:val="32"/>
-          <w:szCs w:val="32"/>
-        </w:rPr>
-        <w:t>1</w:t>
-      </w:r>
-      <w:r>
-        <w:rPr>
-          <w:rFonts w:cs="Carlito"/>
-          <w:sz w:val="32"/>
-          <w:szCs w:val="32"/>
-        </w:rPr>
-        <w:t>4</w:t>
+        <w:t>Singleton Pattern in Python</w:t>
       </w:r>
     </w:p>
     <w:p>
@@ -554,49 +276,7 @@
           <w:sz w:val="32"/>
           <w:szCs w:val="32"/>
         </w:rPr>
-        <w:t>Factory Pattern in Python…………………………………………</w:t>
-      </w:r>
-      <w:r>
-        <w:rPr>
-          <w:rFonts w:cs="Carlito"/>
-          <w:sz w:val="32"/>
-          <w:szCs w:val="32"/>
-        </w:rPr>
-        <w:t>…</w:t>
-      </w:r>
-      <w:proofErr w:type="gramStart"/>
-      <w:r>
-        <w:rPr>
-          <w:rFonts w:cs="Carlito"/>
-          <w:sz w:val="32"/>
-          <w:szCs w:val="32"/>
-        </w:rPr>
-        <w:t>…</w:t>
-      </w:r>
-      <w:r>
-        <w:rPr>
-          <w:rFonts w:cs="Carlito"/>
-          <w:sz w:val="32"/>
-          <w:szCs w:val="32"/>
-        </w:rPr>
-        <w:t>..</w:t>
-      </w:r>
-      <w:proofErr w:type="gramEnd"/>
-      <w:r>
-        <w:rPr>
-          <w:rFonts w:cs="Carlito"/>
-          <w:sz w:val="32"/>
-          <w:szCs w:val="32"/>
-        </w:rPr>
-        <w:t>1</w:t>
-      </w:r>
-      <w:r>
-        <w:rPr>
-          <w:rFonts w:cs="Carlito"/>
-          <w:sz w:val="32"/>
-          <w:szCs w:val="32"/>
-        </w:rPr>
-        <w:t>7</w:t>
+        <w:t>Factory Pattern in Python</w:t>
       </w:r>
     </w:p>
     <w:p>
@@ -645,38 +325,6 @@
         </w:rPr>
         <w:t>n</w:t>
       </w:r>
-      <w:r>
-        <w:rPr>
-          <w:rFonts w:cs="Carlito"/>
-          <w:sz w:val="32"/>
-          <w:szCs w:val="32"/>
-        </w:rPr>
-        <w:t>………………………</w:t>
-      </w:r>
-      <w:r>
-        <w:rPr>
-          <w:rFonts w:cs="Carlito"/>
-          <w:sz w:val="32"/>
-          <w:szCs w:val="32"/>
-        </w:rPr>
-        <w:t>…</w:t>
-      </w:r>
-      <w:r>
-        <w:rPr>
-          <w:rFonts w:cs="Carlito"/>
-          <w:sz w:val="32"/>
-          <w:szCs w:val="32"/>
-        </w:rPr>
-        <w:t>2</w:t>
-      </w:r>
-      <w:r>
-        <w:rPr>
-          <w:rFonts w:cs="Carlito"/>
-          <w:sz w:val="32"/>
-          <w:szCs w:val="32"/>
-        </w:rPr>
-        <w:t>1</w:t>
-      </w:r>
     </w:p>
     <w:p>
       <w:pPr>
@@ -698,15 +346,7 @@
           <w:sz w:val="32"/>
           <w:szCs w:val="32"/>
         </w:rPr>
-        <w:t>Decorator Pattern in Python…………………………………………</w:t>
-      </w:r>
-      <w:r>
-        <w:rPr>
-          <w:rFonts w:cs="Carlito"/>
-          <w:sz w:val="32"/>
-          <w:szCs w:val="32"/>
-        </w:rPr>
-        <w:t>25</w:t>
+        <w:t>Decorator Pattern in Python</w:t>
       </w:r>
     </w:p>
     <w:p>
@@ -729,28 +369,8 @@
           <w:sz w:val="32"/>
           <w:szCs w:val="32"/>
         </w:rPr>
-        <w:t>DI Pattern (Dependency Injection) in Python………………</w:t>
-      </w:r>
-      <w:proofErr w:type="gramStart"/>
-      <w:r>
-        <w:rPr>
-          <w:rFonts w:cs="Carlito"/>
-          <w:sz w:val="32"/>
-          <w:szCs w:val="32"/>
-        </w:rPr>
-        <w:t>…..</w:t>
-      </w:r>
-      <w:proofErr w:type="gramEnd"/>
-    </w:p>
-    <w:p>
-      <w:pPr>
-        <w:jc w:val="both"/>
-        <w:rPr>
-          <w:rFonts w:cs="Carlito"/>
-          <w:sz w:val="32"/>
-          <w:szCs w:val="32"/>
-        </w:rPr>
-      </w:pPr>
+        <w:t>DI Pattern (Dependency Injection) in Python</w:t>
+      </w:r>
     </w:p>
     <w:p>
       <w:pPr>
@@ -1790,6 +1410,16 @@
         </w:rPr>
         <w:t>}</w:t>
       </w:r>
+    </w:p>
+    <w:p>
+      <w:pPr>
+        <w:jc w:val="both"/>
+        <w:rPr>
+          <w:rFonts w:cs="Carlito"/>
+          <w:sz w:val="32"/>
+          <w:szCs w:val="32"/>
+        </w:rPr>
+      </w:pPr>
     </w:p>
     <w:p>
       <w:pPr>
@@ -2270,6 +1900,7 @@
           <w:sz w:val="32"/>
           <w:szCs w:val="32"/>
         </w:rPr>
+        <w:lastRenderedPageBreak/>
         <w:t xml:space="preserve">        </w:t>
       </w:r>
       <w:proofErr w:type="spellStart"/>
@@ -2577,6 +2208,16 @@
           <w:szCs w:val="32"/>
         </w:rPr>
       </w:pPr>
+    </w:p>
+    <w:p>
+      <w:pPr>
+        <w:jc w:val="both"/>
+        <w:rPr>
+          <w:rFonts w:cs="Carlito"/>
+          <w:sz w:val="32"/>
+          <w:szCs w:val="32"/>
+        </w:rPr>
+      </w:pPr>
       <w:r>
         <w:rPr>
           <w:rFonts w:cs="Carlito"/>
@@ -2775,6 +2416,26 @@
         <w:jc w:val="both"/>
         <w:rPr>
           <w:rFonts w:cs="Carlito"/>
+          <w:sz w:val="32"/>
+          <w:szCs w:val="32"/>
+        </w:rPr>
+      </w:pPr>
+    </w:p>
+    <w:p>
+      <w:pPr>
+        <w:jc w:val="both"/>
+        <w:rPr>
+          <w:rFonts w:cs="Carlito"/>
+          <w:sz w:val="32"/>
+          <w:szCs w:val="32"/>
+        </w:rPr>
+      </w:pPr>
+    </w:p>
+    <w:p>
+      <w:pPr>
+        <w:jc w:val="both"/>
+        <w:rPr>
+          <w:rFonts w:cs="Carlito"/>
           <w:b/>
           <w:bCs/>
           <w:sz w:val="32"/>
@@ -2790,6 +2451,7 @@
           <w:sz w:val="32"/>
           <w:szCs w:val="32"/>
         </w:rPr>
+        <w:lastRenderedPageBreak/>
         <w:t>Mixins</w:t>
       </w:r>
       <w:proofErr w:type="spellEnd"/>
@@ -2911,7 +2573,6 @@
           <w:sz w:val="32"/>
           <w:szCs w:val="32"/>
         </w:rPr>
-        <w:lastRenderedPageBreak/>
         <w:t xml:space="preserve">    def fly(self):</w:t>
       </w:r>
     </w:p>
@@ -3503,6 +3164,7 @@
           <w:sz w:val="32"/>
           <w:szCs w:val="32"/>
         </w:rPr>
+        <w:lastRenderedPageBreak/>
         <w:t xml:space="preserve">class </w:t>
       </w:r>
       <w:proofErr w:type="spellStart"/>
@@ -3673,6 +3335,16 @@
         </w:rPr>
         <w:t xml:space="preserve"> {}</w:t>
       </w:r>
+    </w:p>
+    <w:p>
+      <w:pPr>
+        <w:jc w:val="both"/>
+        <w:rPr>
+          <w:rFonts w:cs="Carlito"/>
+          <w:sz w:val="32"/>
+          <w:szCs w:val="32"/>
+        </w:rPr>
+      </w:pPr>
     </w:p>
     <w:p>
       <w:pPr>
@@ -4144,6 +3816,7 @@
           <w:sz w:val="32"/>
           <w:szCs w:val="32"/>
         </w:rPr>
+        <w:lastRenderedPageBreak/>
         <w:t xml:space="preserve">    data = </w:t>
       </w:r>
       <w:proofErr w:type="spellStart"/>
@@ -4216,6 +3889,16 @@
           <w:szCs w:val="32"/>
         </w:rPr>
       </w:pPr>
+    </w:p>
+    <w:p>
+      <w:pPr>
+        <w:jc w:val="both"/>
+        <w:rPr>
+          <w:rFonts w:cs="Carlito"/>
+          <w:sz w:val="32"/>
+          <w:szCs w:val="32"/>
+        </w:rPr>
+      </w:pPr>
       <w:r>
         <w:rPr>
           <w:rFonts w:cs="Carlito"/>
@@ -4240,7 +3923,6 @@
           <w:sz w:val="32"/>
           <w:szCs w:val="32"/>
         </w:rPr>
-        <w:lastRenderedPageBreak/>
         <w:t xml:space="preserve"># Without it if an exception occurs before </w:t>
       </w:r>
       <w:proofErr w:type="gramStart"/>
@@ -4666,6 +4348,16 @@
           <w:szCs w:val="32"/>
         </w:rPr>
       </w:pPr>
+    </w:p>
+    <w:p>
+      <w:pPr>
+        <w:jc w:val="both"/>
+        <w:rPr>
+          <w:rFonts w:cs="Carlito"/>
+          <w:sz w:val="32"/>
+          <w:szCs w:val="32"/>
+        </w:rPr>
+      </w:pPr>
       <w:r>
         <w:rPr>
           <w:rFonts w:cs="Carlito"/>
@@ -4778,6 +4470,7 @@
           <w:sz w:val="28"/>
           <w:szCs w:val="28"/>
         </w:rPr>
+        <w:lastRenderedPageBreak/>
         <w:t xml:space="preserve">with </w:t>
       </w:r>
       <w:proofErr w:type="spellStart"/>
@@ -5006,502 +4699,510 @@
           <w:sz w:val="32"/>
           <w:szCs w:val="32"/>
         </w:rPr>
+        <w:t># Code:</w:t>
+      </w:r>
+    </w:p>
+    <w:p>
+      <w:pPr>
+        <w:jc w:val="both"/>
+        <w:rPr>
+          <w:rFonts w:cs="Carlito"/>
+          <w:b/>
+          <w:bCs/>
+          <w:color w:val="D86DCB" w:themeColor="accent5" w:themeTint="99"/>
+          <w:sz w:val="32"/>
+          <w:szCs w:val="32"/>
+        </w:rPr>
+      </w:pPr>
+      <w:r>
+        <w:rPr>
+          <w:rFonts w:cs="Carlito"/>
+          <w:b/>
+          <w:bCs/>
+          <w:color w:val="D86DCB" w:themeColor="accent5" w:themeTint="99"/>
+          <w:sz w:val="32"/>
+          <w:szCs w:val="32"/>
+        </w:rPr>
+        <w:t>class Database:</w:t>
+      </w:r>
+    </w:p>
+    <w:p>
+      <w:pPr>
+        <w:jc w:val="both"/>
+        <w:rPr>
+          <w:rFonts w:cs="Carlito"/>
+          <w:b/>
+          <w:bCs/>
+          <w:color w:val="D86DCB" w:themeColor="accent5" w:themeTint="99"/>
+          <w:sz w:val="32"/>
+          <w:szCs w:val="32"/>
+        </w:rPr>
+      </w:pPr>
+    </w:p>
+    <w:p>
+      <w:pPr>
+        <w:jc w:val="both"/>
+        <w:rPr>
+          <w:rFonts w:cs="Carlito"/>
+          <w:b/>
+          <w:bCs/>
+          <w:color w:val="D86DCB" w:themeColor="accent5" w:themeTint="99"/>
+          <w:sz w:val="32"/>
+          <w:szCs w:val="32"/>
+        </w:rPr>
+      </w:pPr>
+      <w:r>
+        <w:rPr>
+          <w:rFonts w:cs="Carlito"/>
+          <w:b/>
+          <w:bCs/>
+          <w:color w:val="D86DCB" w:themeColor="accent5" w:themeTint="99"/>
+          <w:sz w:val="32"/>
+          <w:szCs w:val="32"/>
+        </w:rPr>
+        <w:t xml:space="preserve">    def __enter__(self):</w:t>
+      </w:r>
+    </w:p>
+    <w:p>
+      <w:pPr>
+        <w:jc w:val="both"/>
+        <w:rPr>
+          <w:rFonts w:cs="Carlito"/>
+          <w:b/>
+          <w:bCs/>
+          <w:color w:val="D86DCB" w:themeColor="accent5" w:themeTint="99"/>
+          <w:sz w:val="32"/>
+          <w:szCs w:val="32"/>
+        </w:rPr>
+      </w:pPr>
+      <w:r>
+        <w:rPr>
+          <w:rFonts w:cs="Carlito"/>
+          <w:b/>
+          <w:bCs/>
+          <w:color w:val="D86DCB" w:themeColor="accent5" w:themeTint="99"/>
+          <w:sz w:val="32"/>
+          <w:szCs w:val="32"/>
+        </w:rPr>
+        <w:t xml:space="preserve">        print("Connected")</w:t>
+      </w:r>
+    </w:p>
+    <w:p>
+      <w:pPr>
+        <w:jc w:val="both"/>
+        <w:rPr>
+          <w:rFonts w:cs="Carlito"/>
+          <w:b/>
+          <w:bCs/>
+          <w:color w:val="D86DCB" w:themeColor="accent5" w:themeTint="99"/>
+          <w:sz w:val="32"/>
+          <w:szCs w:val="32"/>
+        </w:rPr>
+      </w:pPr>
+      <w:r>
+        <w:rPr>
+          <w:rFonts w:cs="Carlito"/>
+          <w:b/>
+          <w:bCs/>
+          <w:color w:val="D86DCB" w:themeColor="accent5" w:themeTint="99"/>
+          <w:sz w:val="32"/>
+          <w:szCs w:val="32"/>
+        </w:rPr>
+        <w:t xml:space="preserve">        return self</w:t>
+      </w:r>
+    </w:p>
+    <w:p>
+      <w:pPr>
+        <w:jc w:val="both"/>
+        <w:rPr>
+          <w:rFonts w:cs="Carlito"/>
+          <w:b/>
+          <w:bCs/>
+          <w:color w:val="D86DCB" w:themeColor="accent5" w:themeTint="99"/>
+          <w:sz w:val="32"/>
+          <w:szCs w:val="32"/>
+        </w:rPr>
+      </w:pPr>
+    </w:p>
+    <w:p>
+      <w:pPr>
+        <w:jc w:val="both"/>
+        <w:rPr>
+          <w:rFonts w:cs="Carlito"/>
+          <w:b/>
+          <w:bCs/>
+          <w:color w:val="D86DCB" w:themeColor="accent5" w:themeTint="99"/>
+          <w:sz w:val="32"/>
+          <w:szCs w:val="32"/>
+        </w:rPr>
+      </w:pPr>
+      <w:r>
+        <w:rPr>
+          <w:rFonts w:cs="Carlito"/>
+          <w:b/>
+          <w:bCs/>
+          <w:color w:val="D86DCB" w:themeColor="accent5" w:themeTint="99"/>
+          <w:sz w:val="32"/>
+          <w:szCs w:val="32"/>
+        </w:rPr>
+        <w:t xml:space="preserve">    def __exit_</w:t>
+      </w:r>
+      <w:proofErr w:type="gramStart"/>
+      <w:r>
+        <w:rPr>
+          <w:rFonts w:cs="Carlito"/>
+          <w:b/>
+          <w:bCs/>
+          <w:color w:val="D86DCB" w:themeColor="accent5" w:themeTint="99"/>
+          <w:sz w:val="32"/>
+          <w:szCs w:val="32"/>
+        </w:rPr>
+        <w:t>_(</w:t>
+      </w:r>
+      <w:proofErr w:type="gramEnd"/>
+      <w:r>
+        <w:rPr>
+          <w:rFonts w:cs="Carlito"/>
+          <w:b/>
+          <w:bCs/>
+          <w:color w:val="D86DCB" w:themeColor="accent5" w:themeTint="99"/>
+          <w:sz w:val="32"/>
+          <w:szCs w:val="32"/>
+        </w:rPr>
+        <w:t xml:space="preserve">self, </w:t>
+      </w:r>
+      <w:proofErr w:type="spellStart"/>
+      <w:r>
+        <w:rPr>
+          <w:rFonts w:cs="Carlito"/>
+          <w:b/>
+          <w:bCs/>
+          <w:color w:val="D86DCB" w:themeColor="accent5" w:themeTint="99"/>
+          <w:sz w:val="32"/>
+          <w:szCs w:val="32"/>
+        </w:rPr>
+        <w:t>exc_type</w:t>
+      </w:r>
+      <w:proofErr w:type="spellEnd"/>
+      <w:r>
+        <w:rPr>
+          <w:rFonts w:cs="Carlito"/>
+          <w:b/>
+          <w:bCs/>
+          <w:color w:val="D86DCB" w:themeColor="accent5" w:themeTint="99"/>
+          <w:sz w:val="32"/>
+          <w:szCs w:val="32"/>
+        </w:rPr>
+        <w:t xml:space="preserve">, </w:t>
+      </w:r>
+      <w:proofErr w:type="spellStart"/>
+      <w:r>
+        <w:rPr>
+          <w:rFonts w:cs="Carlito"/>
+          <w:b/>
+          <w:bCs/>
+          <w:color w:val="D86DCB" w:themeColor="accent5" w:themeTint="99"/>
+          <w:sz w:val="32"/>
+          <w:szCs w:val="32"/>
+        </w:rPr>
+        <w:t>exc_val</w:t>
+      </w:r>
+      <w:proofErr w:type="spellEnd"/>
+      <w:r>
+        <w:rPr>
+          <w:rFonts w:cs="Carlito"/>
+          <w:b/>
+          <w:bCs/>
+          <w:color w:val="D86DCB" w:themeColor="accent5" w:themeTint="99"/>
+          <w:sz w:val="32"/>
+          <w:szCs w:val="32"/>
+        </w:rPr>
+        <w:t xml:space="preserve">, </w:t>
+      </w:r>
+      <w:proofErr w:type="spellStart"/>
+      <w:r>
+        <w:rPr>
+          <w:rFonts w:cs="Carlito"/>
+          <w:b/>
+          <w:bCs/>
+          <w:color w:val="D86DCB" w:themeColor="accent5" w:themeTint="99"/>
+          <w:sz w:val="32"/>
+          <w:szCs w:val="32"/>
+        </w:rPr>
+        <w:t>exc_tb</w:t>
+      </w:r>
+      <w:proofErr w:type="spellEnd"/>
+      <w:r>
+        <w:rPr>
+          <w:rFonts w:cs="Carlito"/>
+          <w:b/>
+          <w:bCs/>
+          <w:color w:val="D86DCB" w:themeColor="accent5" w:themeTint="99"/>
+          <w:sz w:val="32"/>
+          <w:szCs w:val="32"/>
+        </w:rPr>
+        <w:t>):</w:t>
+      </w:r>
+    </w:p>
+    <w:p>
+      <w:pPr>
+        <w:jc w:val="both"/>
+        <w:rPr>
+          <w:rFonts w:cs="Carlito"/>
+          <w:b/>
+          <w:bCs/>
+          <w:color w:val="D86DCB" w:themeColor="accent5" w:themeTint="99"/>
+          <w:sz w:val="32"/>
+          <w:szCs w:val="32"/>
+        </w:rPr>
+      </w:pPr>
+      <w:r>
+        <w:rPr>
+          <w:rFonts w:cs="Carlito"/>
+          <w:b/>
+          <w:bCs/>
+          <w:color w:val="D86DCB" w:themeColor="accent5" w:themeTint="99"/>
+          <w:sz w:val="32"/>
+          <w:szCs w:val="32"/>
+        </w:rPr>
+        <w:t xml:space="preserve">        print("Disconnected")</w:t>
+      </w:r>
+    </w:p>
+    <w:p>
+      <w:pPr>
+        <w:jc w:val="both"/>
+        <w:rPr>
+          <w:rFonts w:cs="Carlito"/>
+          <w:b/>
+          <w:bCs/>
+          <w:color w:val="D86DCB" w:themeColor="accent5" w:themeTint="99"/>
+          <w:sz w:val="32"/>
+          <w:szCs w:val="32"/>
+        </w:rPr>
+      </w:pPr>
+    </w:p>
+    <w:p>
+      <w:pPr>
+        <w:jc w:val="both"/>
+        <w:rPr>
+          <w:rFonts w:cs="Carlito"/>
+          <w:b/>
+          <w:bCs/>
+          <w:color w:val="D86DCB" w:themeColor="accent5" w:themeTint="99"/>
+          <w:sz w:val="32"/>
+          <w:szCs w:val="32"/>
+        </w:rPr>
+      </w:pPr>
+      <w:r>
+        <w:rPr>
+          <w:rFonts w:cs="Carlito"/>
+          <w:b/>
+          <w:bCs/>
+          <w:color w:val="D86DCB" w:themeColor="accent5" w:themeTint="99"/>
+          <w:sz w:val="32"/>
+          <w:szCs w:val="32"/>
+        </w:rPr>
+        <w:t xml:space="preserve">with </w:t>
+      </w:r>
+      <w:proofErr w:type="gramStart"/>
+      <w:r>
+        <w:rPr>
+          <w:rFonts w:cs="Carlito"/>
+          <w:b/>
+          <w:bCs/>
+          <w:color w:val="D86DCB" w:themeColor="accent5" w:themeTint="99"/>
+          <w:sz w:val="32"/>
+          <w:szCs w:val="32"/>
+        </w:rPr>
+        <w:t>Database(</w:t>
+      </w:r>
+      <w:proofErr w:type="gramEnd"/>
+      <w:r>
+        <w:rPr>
+          <w:rFonts w:cs="Carlito"/>
+          <w:b/>
+          <w:bCs/>
+          <w:color w:val="D86DCB" w:themeColor="accent5" w:themeTint="99"/>
+          <w:sz w:val="32"/>
+          <w:szCs w:val="32"/>
+        </w:rPr>
+        <w:t xml:space="preserve">) as </w:t>
+      </w:r>
+      <w:proofErr w:type="spellStart"/>
+      <w:r>
+        <w:rPr>
+          <w:rFonts w:cs="Carlito"/>
+          <w:b/>
+          <w:bCs/>
+          <w:color w:val="D86DCB" w:themeColor="accent5" w:themeTint="99"/>
+          <w:sz w:val="32"/>
+          <w:szCs w:val="32"/>
+        </w:rPr>
+        <w:t>db</w:t>
+      </w:r>
+      <w:proofErr w:type="spellEnd"/>
+      <w:r>
+        <w:rPr>
+          <w:rFonts w:cs="Carlito"/>
+          <w:b/>
+          <w:bCs/>
+          <w:color w:val="D86DCB" w:themeColor="accent5" w:themeTint="99"/>
+          <w:sz w:val="32"/>
+          <w:szCs w:val="32"/>
+        </w:rPr>
+        <w:t>:</w:t>
+      </w:r>
+    </w:p>
+    <w:p>
+      <w:pPr>
+        <w:jc w:val="both"/>
+        <w:rPr>
+          <w:rFonts w:cs="Carlito"/>
+          <w:b/>
+          <w:bCs/>
+          <w:color w:val="D86DCB" w:themeColor="accent5" w:themeTint="99"/>
+          <w:sz w:val="32"/>
+          <w:szCs w:val="32"/>
+        </w:rPr>
+      </w:pPr>
+      <w:r>
+        <w:rPr>
+          <w:rFonts w:cs="Carlito"/>
+          <w:b/>
+          <w:bCs/>
+          <w:color w:val="D86DCB" w:themeColor="accent5" w:themeTint="99"/>
+          <w:sz w:val="32"/>
+          <w:szCs w:val="32"/>
+        </w:rPr>
+        <w:t xml:space="preserve">    </w:t>
+      </w:r>
+      <w:proofErr w:type="gramStart"/>
+      <w:r>
+        <w:rPr>
+          <w:rFonts w:cs="Carlito"/>
+          <w:b/>
+          <w:bCs/>
+          <w:color w:val="D86DCB" w:themeColor="accent5" w:themeTint="99"/>
+          <w:sz w:val="32"/>
+          <w:szCs w:val="32"/>
+        </w:rPr>
+        <w:t>print(</w:t>
+      </w:r>
+      <w:proofErr w:type="gramEnd"/>
+      <w:r>
+        <w:rPr>
+          <w:rFonts w:cs="Carlito"/>
+          <w:b/>
+          <w:bCs/>
+          <w:color w:val="D86DCB" w:themeColor="accent5" w:themeTint="99"/>
+          <w:sz w:val="32"/>
+          <w:szCs w:val="32"/>
+        </w:rPr>
+        <w:t>"Querying...")</w:t>
+      </w:r>
+    </w:p>
+    <w:p>
+      <w:pPr>
+        <w:jc w:val="both"/>
+        <w:rPr>
+          <w:rFonts w:cs="Carlito"/>
+          <w:sz w:val="32"/>
+          <w:szCs w:val="32"/>
+        </w:rPr>
+      </w:pPr>
+      <w:r>
+        <w:rPr>
+          <w:rFonts w:cs="Carlito"/>
+          <w:sz w:val="32"/>
+          <w:szCs w:val="32"/>
+        </w:rPr>
+        <w:t># Output:</w:t>
+      </w:r>
+    </w:p>
+    <w:p>
+      <w:pPr>
+        <w:jc w:val="both"/>
+        <w:rPr>
+          <w:rFonts w:cs="Carlito"/>
+          <w:b/>
+          <w:bCs/>
+          <w:sz w:val="32"/>
+          <w:szCs w:val="32"/>
+        </w:rPr>
+      </w:pPr>
+      <w:r>
+        <w:rPr>
+          <w:rFonts w:cs="Carlito"/>
+          <w:b/>
+          <w:bCs/>
+          <w:sz w:val="32"/>
+          <w:szCs w:val="32"/>
+        </w:rPr>
+        <w:t>Connected</w:t>
+      </w:r>
+    </w:p>
+    <w:p>
+      <w:pPr>
+        <w:jc w:val="both"/>
+        <w:rPr>
+          <w:rFonts w:cs="Carlito"/>
+          <w:b/>
+          <w:bCs/>
+          <w:sz w:val="32"/>
+          <w:szCs w:val="32"/>
+        </w:rPr>
+      </w:pPr>
+      <w:r>
+        <w:rPr>
+          <w:rFonts w:cs="Carlito"/>
+          <w:b/>
+          <w:bCs/>
+          <w:sz w:val="32"/>
+          <w:szCs w:val="32"/>
+        </w:rPr>
+        <w:t>Querying...</w:t>
+      </w:r>
+    </w:p>
+    <w:p>
+      <w:pPr>
+        <w:jc w:val="both"/>
+        <w:rPr>
+          <w:rFonts w:cs="Carlito"/>
+          <w:b/>
+          <w:bCs/>
+          <w:sz w:val="32"/>
+          <w:szCs w:val="32"/>
+        </w:rPr>
+      </w:pPr>
+      <w:r>
+        <w:rPr>
+          <w:rFonts w:cs="Carlito"/>
+          <w:b/>
+          <w:bCs/>
+          <w:sz w:val="32"/>
+          <w:szCs w:val="32"/>
+        </w:rPr>
+        <w:t>Disconnected</w:t>
+      </w:r>
+    </w:p>
+    <w:p>
+      <w:pPr>
+        <w:jc w:val="both"/>
+        <w:rPr>
+          <w:rFonts w:cs="Carlito"/>
+          <w:sz w:val="32"/>
+          <w:szCs w:val="32"/>
+        </w:rPr>
+      </w:pPr>
+      <w:r>
+        <w:rPr>
+          <w:rFonts w:cs="Carlito"/>
+          <w:sz w:val="32"/>
+          <w:szCs w:val="32"/>
+        </w:rPr>
         <w:lastRenderedPageBreak/>
-        <w:t># Code:</w:t>
-      </w:r>
-    </w:p>
-    <w:p>
-      <w:pPr>
-        <w:jc w:val="both"/>
-        <w:rPr>
-          <w:rFonts w:cs="Carlito"/>
-          <w:b/>
-          <w:bCs/>
-          <w:color w:val="D86DCB" w:themeColor="accent5" w:themeTint="99"/>
-          <w:sz w:val="32"/>
-          <w:szCs w:val="32"/>
-        </w:rPr>
-      </w:pPr>
-      <w:r>
-        <w:rPr>
-          <w:rFonts w:cs="Carlito"/>
-          <w:b/>
-          <w:bCs/>
-          <w:color w:val="D86DCB" w:themeColor="accent5" w:themeTint="99"/>
-          <w:sz w:val="32"/>
-          <w:szCs w:val="32"/>
-        </w:rPr>
-        <w:t>class Database:</w:t>
-      </w:r>
-    </w:p>
-    <w:p>
-      <w:pPr>
-        <w:jc w:val="both"/>
-        <w:rPr>
-          <w:rFonts w:cs="Carlito"/>
-          <w:b/>
-          <w:bCs/>
-          <w:color w:val="D86DCB" w:themeColor="accent5" w:themeTint="99"/>
-          <w:sz w:val="32"/>
-          <w:szCs w:val="32"/>
-        </w:rPr>
-      </w:pPr>
-    </w:p>
-    <w:p>
-      <w:pPr>
-        <w:jc w:val="both"/>
-        <w:rPr>
-          <w:rFonts w:cs="Carlito"/>
-          <w:b/>
-          <w:bCs/>
-          <w:color w:val="D86DCB" w:themeColor="accent5" w:themeTint="99"/>
-          <w:sz w:val="32"/>
-          <w:szCs w:val="32"/>
-        </w:rPr>
-      </w:pPr>
-      <w:r>
-        <w:rPr>
-          <w:rFonts w:cs="Carlito"/>
-          <w:b/>
-          <w:bCs/>
-          <w:color w:val="D86DCB" w:themeColor="accent5" w:themeTint="99"/>
-          <w:sz w:val="32"/>
-          <w:szCs w:val="32"/>
-        </w:rPr>
-        <w:t xml:space="preserve">    def __enter__(self):</w:t>
-      </w:r>
-    </w:p>
-    <w:p>
-      <w:pPr>
-        <w:jc w:val="both"/>
-        <w:rPr>
-          <w:rFonts w:cs="Carlito"/>
-          <w:b/>
-          <w:bCs/>
-          <w:color w:val="D86DCB" w:themeColor="accent5" w:themeTint="99"/>
-          <w:sz w:val="32"/>
-          <w:szCs w:val="32"/>
-        </w:rPr>
-      </w:pPr>
-      <w:r>
-        <w:rPr>
-          <w:rFonts w:cs="Carlito"/>
-          <w:b/>
-          <w:bCs/>
-          <w:color w:val="D86DCB" w:themeColor="accent5" w:themeTint="99"/>
-          <w:sz w:val="32"/>
-          <w:szCs w:val="32"/>
-        </w:rPr>
-        <w:t xml:space="preserve">        print("Connected")</w:t>
-      </w:r>
-    </w:p>
-    <w:p>
-      <w:pPr>
-        <w:jc w:val="both"/>
-        <w:rPr>
-          <w:rFonts w:cs="Carlito"/>
-          <w:b/>
-          <w:bCs/>
-          <w:color w:val="D86DCB" w:themeColor="accent5" w:themeTint="99"/>
-          <w:sz w:val="32"/>
-          <w:szCs w:val="32"/>
-        </w:rPr>
-      </w:pPr>
-      <w:r>
-        <w:rPr>
-          <w:rFonts w:cs="Carlito"/>
-          <w:b/>
-          <w:bCs/>
-          <w:color w:val="D86DCB" w:themeColor="accent5" w:themeTint="99"/>
-          <w:sz w:val="32"/>
-          <w:szCs w:val="32"/>
-        </w:rPr>
-        <w:t xml:space="preserve">        return self</w:t>
-      </w:r>
-    </w:p>
-    <w:p>
-      <w:pPr>
-        <w:jc w:val="both"/>
-        <w:rPr>
-          <w:rFonts w:cs="Carlito"/>
-          <w:b/>
-          <w:bCs/>
-          <w:color w:val="D86DCB" w:themeColor="accent5" w:themeTint="99"/>
-          <w:sz w:val="32"/>
-          <w:szCs w:val="32"/>
-        </w:rPr>
-      </w:pPr>
-    </w:p>
-    <w:p>
-      <w:pPr>
-        <w:jc w:val="both"/>
-        <w:rPr>
-          <w:rFonts w:cs="Carlito"/>
-          <w:b/>
-          <w:bCs/>
-          <w:color w:val="D86DCB" w:themeColor="accent5" w:themeTint="99"/>
-          <w:sz w:val="32"/>
-          <w:szCs w:val="32"/>
-        </w:rPr>
-      </w:pPr>
-      <w:r>
-        <w:rPr>
-          <w:rFonts w:cs="Carlito"/>
-          <w:b/>
-          <w:bCs/>
-          <w:color w:val="D86DCB" w:themeColor="accent5" w:themeTint="99"/>
-          <w:sz w:val="32"/>
-          <w:szCs w:val="32"/>
-        </w:rPr>
-        <w:t xml:space="preserve">    def __exit_</w:t>
-      </w:r>
-      <w:proofErr w:type="gramStart"/>
-      <w:r>
-        <w:rPr>
-          <w:rFonts w:cs="Carlito"/>
-          <w:b/>
-          <w:bCs/>
-          <w:color w:val="D86DCB" w:themeColor="accent5" w:themeTint="99"/>
-          <w:sz w:val="32"/>
-          <w:szCs w:val="32"/>
-        </w:rPr>
-        <w:t>_(</w:t>
-      </w:r>
-      <w:proofErr w:type="gramEnd"/>
-      <w:r>
-        <w:rPr>
-          <w:rFonts w:cs="Carlito"/>
-          <w:b/>
-          <w:bCs/>
-          <w:color w:val="D86DCB" w:themeColor="accent5" w:themeTint="99"/>
-          <w:sz w:val="32"/>
-          <w:szCs w:val="32"/>
-        </w:rPr>
-        <w:t xml:space="preserve">self, </w:t>
-      </w:r>
-      <w:proofErr w:type="spellStart"/>
-      <w:r>
-        <w:rPr>
-          <w:rFonts w:cs="Carlito"/>
-          <w:b/>
-          <w:bCs/>
-          <w:color w:val="D86DCB" w:themeColor="accent5" w:themeTint="99"/>
-          <w:sz w:val="32"/>
-          <w:szCs w:val="32"/>
-        </w:rPr>
-        <w:t>exc_type</w:t>
-      </w:r>
-      <w:proofErr w:type="spellEnd"/>
-      <w:r>
-        <w:rPr>
-          <w:rFonts w:cs="Carlito"/>
-          <w:b/>
-          <w:bCs/>
-          <w:color w:val="D86DCB" w:themeColor="accent5" w:themeTint="99"/>
-          <w:sz w:val="32"/>
-          <w:szCs w:val="32"/>
-        </w:rPr>
-        <w:t xml:space="preserve">, </w:t>
-      </w:r>
-      <w:proofErr w:type="spellStart"/>
-      <w:r>
-        <w:rPr>
-          <w:rFonts w:cs="Carlito"/>
-          <w:b/>
-          <w:bCs/>
-          <w:color w:val="D86DCB" w:themeColor="accent5" w:themeTint="99"/>
-          <w:sz w:val="32"/>
-          <w:szCs w:val="32"/>
-        </w:rPr>
-        <w:t>exc_val</w:t>
-      </w:r>
-      <w:proofErr w:type="spellEnd"/>
-      <w:r>
-        <w:rPr>
-          <w:rFonts w:cs="Carlito"/>
-          <w:b/>
-          <w:bCs/>
-          <w:color w:val="D86DCB" w:themeColor="accent5" w:themeTint="99"/>
-          <w:sz w:val="32"/>
-          <w:szCs w:val="32"/>
-        </w:rPr>
-        <w:t xml:space="preserve">, </w:t>
-      </w:r>
-      <w:proofErr w:type="spellStart"/>
-      <w:r>
-        <w:rPr>
-          <w:rFonts w:cs="Carlito"/>
-          <w:b/>
-          <w:bCs/>
-          <w:color w:val="D86DCB" w:themeColor="accent5" w:themeTint="99"/>
-          <w:sz w:val="32"/>
-          <w:szCs w:val="32"/>
-        </w:rPr>
-        <w:t>exc_tb</w:t>
-      </w:r>
-      <w:proofErr w:type="spellEnd"/>
-      <w:r>
-        <w:rPr>
-          <w:rFonts w:cs="Carlito"/>
-          <w:b/>
-          <w:bCs/>
-          <w:color w:val="D86DCB" w:themeColor="accent5" w:themeTint="99"/>
-          <w:sz w:val="32"/>
-          <w:szCs w:val="32"/>
-        </w:rPr>
-        <w:t>):</w:t>
-      </w:r>
-    </w:p>
-    <w:p>
-      <w:pPr>
-        <w:jc w:val="both"/>
-        <w:rPr>
-          <w:rFonts w:cs="Carlito"/>
-          <w:b/>
-          <w:bCs/>
-          <w:color w:val="D86DCB" w:themeColor="accent5" w:themeTint="99"/>
-          <w:sz w:val="32"/>
-          <w:szCs w:val="32"/>
-        </w:rPr>
-      </w:pPr>
-      <w:r>
-        <w:rPr>
-          <w:rFonts w:cs="Carlito"/>
-          <w:b/>
-          <w:bCs/>
-          <w:color w:val="D86DCB" w:themeColor="accent5" w:themeTint="99"/>
-          <w:sz w:val="32"/>
-          <w:szCs w:val="32"/>
-        </w:rPr>
-        <w:t xml:space="preserve">        print("Disconnected")</w:t>
-      </w:r>
-    </w:p>
-    <w:p>
-      <w:pPr>
-        <w:jc w:val="both"/>
-        <w:rPr>
-          <w:rFonts w:cs="Carlito"/>
-          <w:b/>
-          <w:bCs/>
-          <w:color w:val="D86DCB" w:themeColor="accent5" w:themeTint="99"/>
-          <w:sz w:val="32"/>
-          <w:szCs w:val="32"/>
-        </w:rPr>
-      </w:pPr>
-    </w:p>
-    <w:p>
-      <w:pPr>
-        <w:jc w:val="both"/>
-        <w:rPr>
-          <w:rFonts w:cs="Carlito"/>
-          <w:b/>
-          <w:bCs/>
-          <w:color w:val="D86DCB" w:themeColor="accent5" w:themeTint="99"/>
-          <w:sz w:val="32"/>
-          <w:szCs w:val="32"/>
-        </w:rPr>
-      </w:pPr>
-      <w:r>
-        <w:rPr>
-          <w:rFonts w:cs="Carlito"/>
-          <w:b/>
-          <w:bCs/>
-          <w:color w:val="D86DCB" w:themeColor="accent5" w:themeTint="99"/>
-          <w:sz w:val="32"/>
-          <w:szCs w:val="32"/>
-        </w:rPr>
-        <w:t xml:space="preserve">with </w:t>
-      </w:r>
-      <w:proofErr w:type="gramStart"/>
-      <w:r>
-        <w:rPr>
-          <w:rFonts w:cs="Carlito"/>
-          <w:b/>
-          <w:bCs/>
-          <w:color w:val="D86DCB" w:themeColor="accent5" w:themeTint="99"/>
-          <w:sz w:val="32"/>
-          <w:szCs w:val="32"/>
-        </w:rPr>
-        <w:t>Database(</w:t>
-      </w:r>
-      <w:proofErr w:type="gramEnd"/>
-      <w:r>
-        <w:rPr>
-          <w:rFonts w:cs="Carlito"/>
-          <w:b/>
-          <w:bCs/>
-          <w:color w:val="D86DCB" w:themeColor="accent5" w:themeTint="99"/>
-          <w:sz w:val="32"/>
-          <w:szCs w:val="32"/>
-        </w:rPr>
-        <w:t xml:space="preserve">) as </w:t>
-      </w:r>
-      <w:proofErr w:type="spellStart"/>
-      <w:r>
-        <w:rPr>
-          <w:rFonts w:cs="Carlito"/>
-          <w:b/>
-          <w:bCs/>
-          <w:color w:val="D86DCB" w:themeColor="accent5" w:themeTint="99"/>
-          <w:sz w:val="32"/>
-          <w:szCs w:val="32"/>
-        </w:rPr>
-        <w:t>db</w:t>
-      </w:r>
-      <w:proofErr w:type="spellEnd"/>
-      <w:r>
-        <w:rPr>
-          <w:rFonts w:cs="Carlito"/>
-          <w:b/>
-          <w:bCs/>
-          <w:color w:val="D86DCB" w:themeColor="accent5" w:themeTint="99"/>
-          <w:sz w:val="32"/>
-          <w:szCs w:val="32"/>
-        </w:rPr>
-        <w:t>:</w:t>
-      </w:r>
-    </w:p>
-    <w:p>
-      <w:pPr>
-        <w:jc w:val="both"/>
-        <w:rPr>
-          <w:rFonts w:cs="Carlito"/>
-          <w:b/>
-          <w:bCs/>
-          <w:color w:val="D86DCB" w:themeColor="accent5" w:themeTint="99"/>
-          <w:sz w:val="32"/>
-          <w:szCs w:val="32"/>
-        </w:rPr>
-      </w:pPr>
-      <w:r>
-        <w:rPr>
-          <w:rFonts w:cs="Carlito"/>
-          <w:b/>
-          <w:bCs/>
-          <w:color w:val="D86DCB" w:themeColor="accent5" w:themeTint="99"/>
-          <w:sz w:val="32"/>
-          <w:szCs w:val="32"/>
-        </w:rPr>
-        <w:t xml:space="preserve">    </w:t>
-      </w:r>
-      <w:proofErr w:type="gramStart"/>
-      <w:r>
-        <w:rPr>
-          <w:rFonts w:cs="Carlito"/>
-          <w:b/>
-          <w:bCs/>
-          <w:color w:val="D86DCB" w:themeColor="accent5" w:themeTint="99"/>
-          <w:sz w:val="32"/>
-          <w:szCs w:val="32"/>
-        </w:rPr>
-        <w:t>print(</w:t>
-      </w:r>
-      <w:proofErr w:type="gramEnd"/>
-      <w:r>
-        <w:rPr>
-          <w:rFonts w:cs="Carlito"/>
-          <w:b/>
-          <w:bCs/>
-          <w:color w:val="D86DCB" w:themeColor="accent5" w:themeTint="99"/>
-          <w:sz w:val="32"/>
-          <w:szCs w:val="32"/>
-        </w:rPr>
-        <w:t>"Querying...")</w:t>
-      </w:r>
-    </w:p>
-    <w:p>
-      <w:pPr>
-        <w:jc w:val="both"/>
-        <w:rPr>
-          <w:rFonts w:cs="Carlito"/>
-          <w:sz w:val="32"/>
-          <w:szCs w:val="32"/>
-        </w:rPr>
-      </w:pPr>
-      <w:r>
-        <w:rPr>
-          <w:rFonts w:cs="Carlito"/>
-          <w:sz w:val="32"/>
-          <w:szCs w:val="32"/>
-        </w:rPr>
-        <w:t># Output:</w:t>
-      </w:r>
-    </w:p>
-    <w:p>
-      <w:pPr>
-        <w:jc w:val="both"/>
-        <w:rPr>
-          <w:rFonts w:cs="Carlito"/>
-          <w:b/>
-          <w:bCs/>
-          <w:sz w:val="32"/>
-          <w:szCs w:val="32"/>
-        </w:rPr>
-      </w:pPr>
-      <w:r>
-        <w:rPr>
-          <w:rFonts w:cs="Carlito"/>
-          <w:b/>
-          <w:bCs/>
-          <w:sz w:val="32"/>
-          <w:szCs w:val="32"/>
-        </w:rPr>
-        <w:t>Connected</w:t>
-      </w:r>
-    </w:p>
-    <w:p>
-      <w:pPr>
-        <w:jc w:val="both"/>
-        <w:rPr>
-          <w:rFonts w:cs="Carlito"/>
-          <w:b/>
-          <w:bCs/>
-          <w:sz w:val="32"/>
-          <w:szCs w:val="32"/>
-        </w:rPr>
-      </w:pPr>
-      <w:r>
-        <w:rPr>
-          <w:rFonts w:cs="Carlito"/>
-          <w:b/>
-          <w:bCs/>
-          <w:sz w:val="32"/>
-          <w:szCs w:val="32"/>
-        </w:rPr>
-        <w:t>Querying...</w:t>
-      </w:r>
-    </w:p>
-    <w:p>
-      <w:pPr>
-        <w:jc w:val="both"/>
-        <w:rPr>
-          <w:rFonts w:cs="Carlito"/>
-          <w:b/>
-          <w:bCs/>
-          <w:sz w:val="32"/>
-          <w:szCs w:val="32"/>
-        </w:rPr>
-      </w:pPr>
-      <w:r>
-        <w:rPr>
-          <w:rFonts w:cs="Carlito"/>
-          <w:b/>
-          <w:bCs/>
-          <w:sz w:val="32"/>
-          <w:szCs w:val="32"/>
-        </w:rPr>
-        <w:t>Disconnected</w:t>
-      </w:r>
-    </w:p>
-    <w:p>
-      <w:pPr>
-        <w:jc w:val="both"/>
-        <w:rPr>
-          <w:rFonts w:cs="Carlito"/>
-          <w:sz w:val="32"/>
-          <w:szCs w:val="32"/>
-        </w:rPr>
-      </w:pPr>
+        <w:br/>
+      </w:r>
     </w:p>
     <w:p>
       <w:pPr>
@@ -5701,7 +5402,6 @@
           <w:sz w:val="32"/>
           <w:szCs w:val="32"/>
         </w:rPr>
-        <w:lastRenderedPageBreak/>
         <w:t>Timing code execution</w:t>
       </w:r>
     </w:p>
@@ -6192,6 +5892,7 @@
           <w:sz w:val="32"/>
           <w:szCs w:val="32"/>
         </w:rPr>
+        <w:lastRenderedPageBreak/>
         <w:t>student = Student("Nazmul")</w:t>
       </w:r>
     </w:p>
@@ -6300,6 +6001,17 @@
         </w:rPr>
         <w:t xml:space="preserve">        student.name = name</w:t>
       </w:r>
+    </w:p>
+    <w:p>
+      <w:pPr>
+        <w:spacing w:line="240" w:lineRule="auto"/>
+        <w:jc w:val="both"/>
+        <w:rPr>
+          <w:rFonts w:cs="Carlito"/>
+          <w:sz w:val="32"/>
+          <w:szCs w:val="32"/>
+        </w:rPr>
+      </w:pPr>
     </w:p>
     <w:p>
       <w:pPr>
@@ -7330,7 +7042,6 @@
           <w:sz w:val="32"/>
           <w:szCs w:val="32"/>
         </w:rPr>
-        <w:lastRenderedPageBreak/>
         <w:t xml:space="preserve"># Operator overloading means defining what operators (+, </w:t>
       </w:r>
       <w:proofErr w:type="gramStart"/>
@@ -7959,6 +7670,7 @@
           <w:sz w:val="32"/>
           <w:szCs w:val="32"/>
         </w:rPr>
+        <w:lastRenderedPageBreak/>
         <w:t>m3 = m1 + m2</w:t>
       </w:r>
     </w:p>
@@ -8010,6 +7722,17 @@
         </w:rPr>
         <w:t>)</w:t>
       </w:r>
+    </w:p>
+    <w:p>
+      <w:pPr>
+        <w:spacing w:line="240" w:lineRule="auto"/>
+        <w:jc w:val="both"/>
+        <w:rPr>
+          <w:rFonts w:cs="Carlito"/>
+          <w:sz w:val="32"/>
+          <w:szCs w:val="32"/>
+        </w:rPr>
+      </w:pPr>
     </w:p>
     <w:p>
       <w:pPr>
@@ -8399,7 +8122,6 @@
                 <w:sz w:val="32"/>
                 <w:szCs w:val="32"/>
               </w:rPr>
-              <w:lastRenderedPageBreak/>
               <w:t>/</w:t>
             </w:r>
           </w:p>
@@ -9028,8 +8750,19 @@
           <w:sz w:val="32"/>
           <w:szCs w:val="32"/>
         </w:rPr>
+        <w:lastRenderedPageBreak/>
         <w:t># Using magic methods.</w:t>
       </w:r>
+    </w:p>
+    <w:p>
+      <w:pPr>
+        <w:jc w:val="both"/>
+        <w:rPr>
+          <w:rFonts w:cs="Carlito"/>
+          <w:sz w:val="32"/>
+          <w:szCs w:val="32"/>
+        </w:rPr>
+      </w:pPr>
     </w:p>
     <w:p>
       <w:pPr>
@@ -9349,7 +9082,6 @@
           <w:sz w:val="32"/>
           <w:szCs w:val="32"/>
         </w:rPr>
-        <w:lastRenderedPageBreak/>
         <w:t xml:space="preserve">        return </w:t>
       </w:r>
       <w:proofErr w:type="spellStart"/>
@@ -9882,6 +9614,7 @@
           <w:sz w:val="32"/>
           <w:szCs w:val="32"/>
         </w:rPr>
+        <w:lastRenderedPageBreak/>
         <w:t xml:space="preserve">class </w:t>
       </w:r>
       <w:proofErr w:type="spellStart"/>
@@ -10229,7 +9962,6 @@
           <w:sz w:val="32"/>
           <w:szCs w:val="32"/>
         </w:rPr>
-        <w:lastRenderedPageBreak/>
         <w:t xml:space="preserve">    def __</w:t>
       </w:r>
       <w:proofErr w:type="spellStart"/>
@@ -10354,6 +10086,19 @@
         </w:rPr>
         <w:t>() exposes the list to iterate over</w:t>
       </w:r>
+    </w:p>
+    <w:p>
+      <w:pPr>
+        <w:jc w:val="both"/>
+        <w:rPr>
+          <w:rFonts w:cs="Carlito"/>
+          <w:b/>
+          <w:bCs/>
+          <w:color w:val="D86DCB" w:themeColor="accent5" w:themeTint="99"/>
+          <w:sz w:val="32"/>
+          <w:szCs w:val="32"/>
+        </w:rPr>
+      </w:pPr>
     </w:p>
     <w:p>
       <w:pPr>
@@ -10716,6 +10461,7 @@
                 <w:sz w:val="32"/>
                 <w:szCs w:val="32"/>
               </w:rPr>
+              <w:lastRenderedPageBreak/>
               <w:t>Flutter/Dart</w:t>
             </w:r>
           </w:p>
@@ -11436,7 +11182,6 @@
           <w:sz w:val="32"/>
           <w:szCs w:val="32"/>
         </w:rPr>
-        <w:lastRenderedPageBreak/>
         <w:t># A Singleton ensures that only one object of a class exists throughout the entire application</w:t>
       </w:r>
     </w:p>
@@ -11654,6 +11399,7 @@
           <w:sz w:val="28"/>
           <w:szCs w:val="28"/>
         </w:rPr>
+        <w:lastRenderedPageBreak/>
         <w:t>Database Connection</w:t>
       </w:r>
     </w:p>
@@ -11911,7 +11657,6 @@
           <w:sz w:val="32"/>
           <w:szCs w:val="32"/>
         </w:rPr>
-        <w:lastRenderedPageBreak/>
         <w:t xml:space="preserve">db1 = </w:t>
       </w:r>
       <w:proofErr w:type="gramStart"/>
@@ -12023,16 +11768,6 @@
         </w:rPr>
         <w:t>db1 is db2) # false</w:t>
       </w:r>
-    </w:p>
-    <w:p>
-      <w:pPr>
-        <w:jc w:val="both"/>
-        <w:rPr>
-          <w:rFonts w:cs="Carlito"/>
-          <w:sz w:val="32"/>
-          <w:szCs w:val="32"/>
-        </w:rPr>
-      </w:pPr>
     </w:p>
     <w:p>
       <w:pPr>
@@ -12289,6 +12024,7 @@
           <w:sz w:val="32"/>
           <w:szCs w:val="32"/>
         </w:rPr>
+        <w:lastRenderedPageBreak/>
         <w:t xml:space="preserve"># </w:t>
       </w:r>
       <w:r>
@@ -12423,7 +12159,23 @@
           <w:sz w:val="32"/>
           <w:szCs w:val="32"/>
         </w:rPr>
-        <w:t>from above)</w:t>
+        <w:t xml:space="preserve">from </w:t>
+      </w:r>
+      <w:r>
+        <w:rPr>
+          <w:rFonts w:cs="Carlito"/>
+          <w:sz w:val="32"/>
+          <w:szCs w:val="32"/>
+        </w:rPr>
+        <w:t>before</w:t>
+      </w:r>
+      <w:r>
+        <w:rPr>
+          <w:rFonts w:cs="Carlito"/>
+          <w:sz w:val="32"/>
+          <w:szCs w:val="32"/>
+        </w:rPr>
+        <w:t>)</w:t>
       </w:r>
     </w:p>
     <w:p>
@@ -12873,7 +12625,6 @@
           <w:sz w:val="32"/>
           <w:szCs w:val="32"/>
         </w:rPr>
-        <w:lastRenderedPageBreak/>
         <w:t>print(</w:t>
       </w:r>
       <w:proofErr w:type="gramEnd"/>
@@ -12888,6 +12639,16 @@
         </w:rPr>
         <w:t>db1 is db2) # True</w:t>
       </w:r>
+    </w:p>
+    <w:p>
+      <w:pPr>
+        <w:jc w:val="both"/>
+        <w:rPr>
+          <w:rFonts w:cs="Carlito"/>
+          <w:sz w:val="32"/>
+          <w:szCs w:val="32"/>
+        </w:rPr>
+      </w:pPr>
     </w:p>
     <w:p>
       <w:pPr>
@@ -13315,6 +13076,16 @@
           <w:szCs w:val="32"/>
         </w:rPr>
       </w:pPr>
+    </w:p>
+    <w:p>
+      <w:pPr>
+        <w:jc w:val="both"/>
+        <w:rPr>
+          <w:rFonts w:cs="Carlito"/>
+          <w:sz w:val="32"/>
+          <w:szCs w:val="32"/>
+        </w:rPr>
+      </w:pPr>
       <w:r>
         <w:rPr>
           <w:rFonts w:cs="Carlito"/>
@@ -13357,64 +13128,416 @@
           <w:sz w:val="32"/>
           <w:szCs w:val="32"/>
         </w:rPr>
-        <w:lastRenderedPageBreak/>
         <w:t xml:space="preserve"># Like if we want to pay through </w:t>
       </w:r>
+      <w:r>
+        <w:rPr>
+          <w:rFonts w:cs="Carlito"/>
+          <w:b/>
+          <w:bCs/>
+          <w:sz w:val="32"/>
+          <w:szCs w:val="32"/>
+        </w:rPr>
+        <w:t xml:space="preserve">Nagad </w:t>
+      </w:r>
+      <w:r>
+        <w:rPr>
+          <w:rFonts w:cs="Carlito"/>
+          <w:sz w:val="32"/>
+          <w:szCs w:val="32"/>
+        </w:rPr>
+        <w:t>then we have to change that line. The object creation logic becomes scattered.</w:t>
+      </w:r>
+    </w:p>
+    <w:p>
+      <w:pPr>
+        <w:jc w:val="both"/>
+        <w:rPr>
+          <w:rFonts w:cs="Carlito"/>
+          <w:b/>
+          <w:bCs/>
+          <w:color w:val="D86DCB" w:themeColor="accent5" w:themeTint="99"/>
+          <w:sz w:val="32"/>
+          <w:szCs w:val="32"/>
+        </w:rPr>
+      </w:pPr>
+      <w:r>
+        <w:rPr>
+          <w:rFonts w:cs="Carlito"/>
+          <w:b/>
+          <w:bCs/>
+          <w:color w:val="D86DCB" w:themeColor="accent5" w:themeTint="99"/>
+          <w:sz w:val="32"/>
+          <w:szCs w:val="32"/>
+        </w:rPr>
+        <w:t xml:space="preserve">class </w:t>
+      </w:r>
+      <w:r>
+        <w:rPr>
+          <w:rFonts w:cs="Carlito"/>
+          <w:b/>
+          <w:bCs/>
+          <w:color w:val="D86DCB" w:themeColor="accent5" w:themeTint="99"/>
+          <w:sz w:val="32"/>
+          <w:szCs w:val="32"/>
+        </w:rPr>
+        <w:t>Bkash</w:t>
+      </w:r>
+      <w:r>
+        <w:rPr>
+          <w:rFonts w:cs="Carlito"/>
+          <w:b/>
+          <w:bCs/>
+          <w:color w:val="D86DCB" w:themeColor="accent5" w:themeTint="99"/>
+          <w:sz w:val="32"/>
+          <w:szCs w:val="32"/>
+        </w:rPr>
+        <w:t>:</w:t>
+      </w:r>
+    </w:p>
+    <w:p>
+      <w:pPr>
+        <w:jc w:val="both"/>
+        <w:rPr>
+          <w:rFonts w:cs="Carlito"/>
+          <w:b/>
+          <w:bCs/>
+          <w:color w:val="D86DCB" w:themeColor="accent5" w:themeTint="99"/>
+          <w:sz w:val="32"/>
+          <w:szCs w:val="32"/>
+        </w:rPr>
+      </w:pPr>
+      <w:r>
+        <w:rPr>
+          <w:rFonts w:cs="Carlito"/>
+          <w:b/>
+          <w:bCs/>
+          <w:color w:val="D86DCB" w:themeColor="accent5" w:themeTint="99"/>
+          <w:sz w:val="32"/>
+          <w:szCs w:val="32"/>
+        </w:rPr>
+        <w:t xml:space="preserve">    def </w:t>
+      </w:r>
       <w:proofErr w:type="spellStart"/>
       <w:r>
         <w:rPr>
           <w:rFonts w:cs="Carlito"/>
           <w:b/>
           <w:bCs/>
+          <w:color w:val="D86DCB" w:themeColor="accent5" w:themeTint="99"/>
+          <w:sz w:val="32"/>
+          <w:szCs w:val="32"/>
+        </w:rPr>
+        <w:t>cash_out_rate</w:t>
+      </w:r>
+      <w:proofErr w:type="spellEnd"/>
+      <w:r>
+        <w:rPr>
+          <w:rFonts w:cs="Carlito"/>
+          <w:b/>
+          <w:bCs/>
+          <w:color w:val="D86DCB" w:themeColor="accent5" w:themeTint="99"/>
+          <w:sz w:val="32"/>
+          <w:szCs w:val="32"/>
+        </w:rPr>
+        <w:t>(self):</w:t>
+      </w:r>
+    </w:p>
+    <w:p>
+      <w:pPr>
+        <w:jc w:val="both"/>
+        <w:rPr>
+          <w:rFonts w:cs="Carlito"/>
+          <w:b/>
+          <w:bCs/>
+          <w:color w:val="D86DCB" w:themeColor="accent5" w:themeTint="99"/>
+          <w:sz w:val="32"/>
+          <w:szCs w:val="32"/>
+        </w:rPr>
+      </w:pPr>
+      <w:r>
+        <w:rPr>
+          <w:rFonts w:cs="Carlito"/>
+          <w:b/>
+          <w:bCs/>
+          <w:color w:val="D86DCB" w:themeColor="accent5" w:themeTint="99"/>
+          <w:sz w:val="32"/>
+          <w:szCs w:val="32"/>
+        </w:rPr>
+        <w:t xml:space="preserve">        </w:t>
+      </w:r>
+      <w:proofErr w:type="gramStart"/>
+      <w:r>
+        <w:rPr>
+          <w:rFonts w:cs="Carlito"/>
+          <w:b/>
+          <w:bCs/>
+          <w:color w:val="D86DCB" w:themeColor="accent5" w:themeTint="99"/>
+          <w:sz w:val="32"/>
+          <w:szCs w:val="32"/>
+        </w:rPr>
+        <w:t>print(</w:t>
+      </w:r>
+      <w:proofErr w:type="gramEnd"/>
+      <w:r>
+        <w:rPr>
+          <w:rFonts w:cs="Carlito"/>
+          <w:b/>
+          <w:bCs/>
+          <w:color w:val="D86DCB" w:themeColor="accent5" w:themeTint="99"/>
+          <w:sz w:val="32"/>
+          <w:szCs w:val="32"/>
+        </w:rPr>
+        <w:t>"</w:t>
+      </w:r>
+      <w:r>
+        <w:rPr>
+          <w:rFonts w:cs="Carlito"/>
+          <w:b/>
+          <w:bCs/>
+          <w:color w:val="D86DCB" w:themeColor="accent5" w:themeTint="99"/>
+          <w:sz w:val="32"/>
+          <w:szCs w:val="32"/>
+        </w:rPr>
+        <w:t>18 BDT per 1000</w:t>
+      </w:r>
+      <w:r>
+        <w:rPr>
+          <w:rFonts w:cs="Carlito"/>
+          <w:b/>
+          <w:bCs/>
+          <w:color w:val="D86DCB" w:themeColor="accent5" w:themeTint="99"/>
+          <w:sz w:val="32"/>
+          <w:szCs w:val="32"/>
+        </w:rPr>
+        <w:t>")</w:t>
+      </w:r>
+    </w:p>
+    <w:p>
+      <w:pPr>
+        <w:jc w:val="both"/>
+        <w:rPr>
+          <w:rFonts w:cs="Carlito"/>
+          <w:b/>
+          <w:bCs/>
+          <w:color w:val="D86DCB" w:themeColor="accent5" w:themeTint="99"/>
+          <w:sz w:val="32"/>
+          <w:szCs w:val="32"/>
+        </w:rPr>
+      </w:pPr>
+    </w:p>
+    <w:p>
+      <w:pPr>
+        <w:jc w:val="both"/>
+        <w:rPr>
+          <w:rFonts w:cs="Carlito"/>
+          <w:b/>
+          <w:bCs/>
+          <w:color w:val="D86DCB" w:themeColor="accent5" w:themeTint="99"/>
+          <w:sz w:val="32"/>
+          <w:szCs w:val="32"/>
+        </w:rPr>
+      </w:pPr>
+      <w:r>
+        <w:rPr>
+          <w:rFonts w:cs="Carlito"/>
+          <w:b/>
+          <w:bCs/>
+          <w:color w:val="D86DCB" w:themeColor="accent5" w:themeTint="99"/>
+          <w:sz w:val="32"/>
+          <w:szCs w:val="32"/>
+        </w:rPr>
+        <w:t xml:space="preserve">class </w:t>
+      </w:r>
+      <w:r>
+        <w:rPr>
+          <w:rFonts w:cs="Carlito"/>
+          <w:b/>
+          <w:bCs/>
+          <w:color w:val="D86DCB" w:themeColor="accent5" w:themeTint="99"/>
           <w:sz w:val="32"/>
           <w:szCs w:val="32"/>
         </w:rPr>
         <w:t>Nagad</w:t>
       </w:r>
+      <w:r>
+        <w:rPr>
+          <w:rFonts w:cs="Carlito"/>
+          <w:b/>
+          <w:bCs/>
+          <w:color w:val="D86DCB" w:themeColor="accent5" w:themeTint="99"/>
+          <w:sz w:val="32"/>
+          <w:szCs w:val="32"/>
+        </w:rPr>
+        <w:t>:</w:t>
+      </w:r>
+    </w:p>
+    <w:p>
+      <w:pPr>
+        <w:jc w:val="both"/>
+        <w:rPr>
+          <w:rFonts w:cs="Carlito"/>
+          <w:b/>
+          <w:bCs/>
+          <w:color w:val="D86DCB" w:themeColor="accent5" w:themeTint="99"/>
+          <w:sz w:val="32"/>
+          <w:szCs w:val="32"/>
+        </w:rPr>
+      </w:pPr>
+      <w:r>
+        <w:rPr>
+          <w:rFonts w:cs="Carlito"/>
+          <w:b/>
+          <w:bCs/>
+          <w:color w:val="D86DCB" w:themeColor="accent5" w:themeTint="99"/>
+          <w:sz w:val="32"/>
+          <w:szCs w:val="32"/>
+        </w:rPr>
+        <w:t xml:space="preserve">    def </w:t>
+      </w:r>
+      <w:proofErr w:type="spellStart"/>
+      <w:r>
+        <w:rPr>
+          <w:rFonts w:cs="Carlito"/>
+          <w:b/>
+          <w:bCs/>
+          <w:color w:val="D86DCB" w:themeColor="accent5" w:themeTint="99"/>
+          <w:sz w:val="32"/>
+          <w:szCs w:val="32"/>
+        </w:rPr>
+        <w:t>cash_out_rate</w:t>
+      </w:r>
       <w:proofErr w:type="spellEnd"/>
       <w:r>
         <w:rPr>
           <w:rFonts w:cs="Carlito"/>
           <w:b/>
           <w:bCs/>
-          <w:sz w:val="32"/>
-          <w:szCs w:val="32"/>
-        </w:rPr>
-        <w:t xml:space="preserve"> </w:t>
-      </w:r>
-      <w:r>
-        <w:rPr>
-          <w:rFonts w:cs="Carlito"/>
-          <w:sz w:val="32"/>
-          <w:szCs w:val="32"/>
-        </w:rPr>
-        <w:t>then we have to change that line. The object creation logic becomes scattered.</w:t>
-      </w:r>
-    </w:p>
-    <w:p>
-      <w:pPr>
-        <w:jc w:val="both"/>
-        <w:rPr>
-          <w:rFonts w:cs="Carlito"/>
-          <w:b/>
-          <w:bCs/>
-          <w:color w:val="D86DCB" w:themeColor="accent5" w:themeTint="99"/>
-          <w:sz w:val="32"/>
-          <w:szCs w:val="32"/>
-        </w:rPr>
-      </w:pPr>
-      <w:r>
-        <w:rPr>
-          <w:rFonts w:cs="Carlito"/>
-          <w:b/>
-          <w:bCs/>
-          <w:color w:val="D86DCB" w:themeColor="accent5" w:themeTint="99"/>
-          <w:sz w:val="32"/>
-          <w:szCs w:val="32"/>
-        </w:rPr>
-        <w:t xml:space="preserve">class </w:t>
-      </w:r>
-      <w:proofErr w:type="spellStart"/>
+          <w:color w:val="D86DCB" w:themeColor="accent5" w:themeTint="99"/>
+          <w:sz w:val="32"/>
+          <w:szCs w:val="32"/>
+        </w:rPr>
+        <w:t>(self):</w:t>
+      </w:r>
+    </w:p>
+    <w:p>
+      <w:pPr>
+        <w:jc w:val="both"/>
+        <w:rPr>
+          <w:rFonts w:cs="Carlito"/>
+          <w:b/>
+          <w:bCs/>
+          <w:color w:val="D86DCB" w:themeColor="accent5" w:themeTint="99"/>
+          <w:sz w:val="32"/>
+          <w:szCs w:val="32"/>
+        </w:rPr>
+      </w:pPr>
+      <w:r>
+        <w:rPr>
+          <w:rFonts w:cs="Carlito"/>
+          <w:b/>
+          <w:bCs/>
+          <w:color w:val="D86DCB" w:themeColor="accent5" w:themeTint="99"/>
+          <w:sz w:val="32"/>
+          <w:szCs w:val="32"/>
+        </w:rPr>
+        <w:t xml:space="preserve">        </w:t>
+      </w:r>
+      <w:proofErr w:type="gramStart"/>
+      <w:r>
+        <w:rPr>
+          <w:rFonts w:cs="Carlito"/>
+          <w:b/>
+          <w:bCs/>
+          <w:color w:val="D86DCB" w:themeColor="accent5" w:themeTint="99"/>
+          <w:sz w:val="32"/>
+          <w:szCs w:val="32"/>
+        </w:rPr>
+        <w:t>print(</w:t>
+      </w:r>
+      <w:proofErr w:type="gramEnd"/>
+      <w:r>
+        <w:rPr>
+          <w:rFonts w:cs="Carlito"/>
+          <w:b/>
+          <w:bCs/>
+          <w:color w:val="D86DCB" w:themeColor="accent5" w:themeTint="99"/>
+          <w:sz w:val="32"/>
+          <w:szCs w:val="32"/>
+        </w:rPr>
+        <w:t>"</w:t>
+      </w:r>
+      <w:r>
+        <w:rPr>
+          <w:rFonts w:cs="Carlito"/>
+          <w:b/>
+          <w:bCs/>
+          <w:color w:val="D86DCB" w:themeColor="accent5" w:themeTint="99"/>
+          <w:sz w:val="32"/>
+          <w:szCs w:val="32"/>
+        </w:rPr>
+        <w:t>10 BDT per 1000</w:t>
+      </w:r>
+      <w:r>
+        <w:rPr>
+          <w:rFonts w:cs="Carlito"/>
+          <w:b/>
+          <w:bCs/>
+          <w:color w:val="D86DCB" w:themeColor="accent5" w:themeTint="99"/>
+          <w:sz w:val="32"/>
+          <w:szCs w:val="32"/>
+        </w:rPr>
+        <w:t>")</w:t>
+      </w:r>
+    </w:p>
+    <w:p>
+      <w:pPr>
+        <w:jc w:val="both"/>
+        <w:rPr>
+          <w:rFonts w:cs="Carlito"/>
+          <w:b/>
+          <w:bCs/>
+          <w:color w:val="D86DCB" w:themeColor="accent5" w:themeTint="99"/>
+          <w:sz w:val="32"/>
+          <w:szCs w:val="32"/>
+        </w:rPr>
+      </w:pPr>
+    </w:p>
+    <w:p>
+      <w:pPr>
+        <w:jc w:val="both"/>
+        <w:rPr>
+          <w:rFonts w:cs="Carlito"/>
+          <w:b/>
+          <w:bCs/>
+          <w:color w:val="D86DCB" w:themeColor="accent5" w:themeTint="99"/>
+          <w:sz w:val="32"/>
+          <w:szCs w:val="32"/>
+        </w:rPr>
+      </w:pPr>
+      <w:r>
+        <w:rPr>
+          <w:rFonts w:cs="Carlito"/>
+          <w:b/>
+          <w:bCs/>
+          <w:color w:val="D86DCB" w:themeColor="accent5" w:themeTint="99"/>
+          <w:sz w:val="32"/>
+          <w:szCs w:val="32"/>
+        </w:rPr>
+        <w:t>payment</w:t>
+      </w:r>
+      <w:r>
+        <w:rPr>
+          <w:rFonts w:cs="Carlito"/>
+          <w:b/>
+          <w:bCs/>
+          <w:color w:val="D86DCB" w:themeColor="accent5" w:themeTint="99"/>
+          <w:sz w:val="32"/>
+          <w:szCs w:val="32"/>
+        </w:rPr>
+        <w:t xml:space="preserve"> = </w:t>
+      </w:r>
+      <w:proofErr w:type="gramStart"/>
       <w:r>
         <w:rPr>
           <w:rFonts w:cs="Carlito"/>
@@ -13426,101 +13549,16 @@
         </w:rPr>
         <w:t>Bkash</w:t>
       </w:r>
-      <w:proofErr w:type="spellEnd"/>
-      <w:r>
-        <w:rPr>
-          <w:rFonts w:cs="Carlito"/>
-          <w:b/>
-          <w:bCs/>
-          <w:color w:val="D86DCB" w:themeColor="accent5" w:themeTint="99"/>
-          <w:sz w:val="32"/>
-          <w:szCs w:val="32"/>
-        </w:rPr>
-        <w:t>:</w:t>
-      </w:r>
-    </w:p>
-    <w:p>
-      <w:pPr>
-        <w:jc w:val="both"/>
-        <w:rPr>
-          <w:rFonts w:cs="Carlito"/>
-          <w:b/>
-          <w:bCs/>
-          <w:color w:val="D86DCB" w:themeColor="accent5" w:themeTint="99"/>
-          <w:sz w:val="32"/>
-          <w:szCs w:val="32"/>
-        </w:rPr>
-      </w:pPr>
-      <w:r>
-        <w:rPr>
-          <w:rFonts w:cs="Carlito"/>
-          <w:b/>
-          <w:bCs/>
-          <w:color w:val="D86DCB" w:themeColor="accent5" w:themeTint="99"/>
-          <w:sz w:val="32"/>
-          <w:szCs w:val="32"/>
-        </w:rPr>
-        <w:t xml:space="preserve">    def </w:t>
-      </w:r>
-      <w:proofErr w:type="spellStart"/>
-      <w:r>
-        <w:rPr>
-          <w:rFonts w:cs="Carlito"/>
-          <w:b/>
-          <w:bCs/>
-          <w:color w:val="D86DCB" w:themeColor="accent5" w:themeTint="99"/>
-          <w:sz w:val="32"/>
-          <w:szCs w:val="32"/>
-        </w:rPr>
-        <w:t>cash_out_rate</w:t>
-      </w:r>
-      <w:proofErr w:type="spellEnd"/>
-      <w:r>
-        <w:rPr>
-          <w:rFonts w:cs="Carlito"/>
-          <w:b/>
-          <w:bCs/>
-          <w:color w:val="D86DCB" w:themeColor="accent5" w:themeTint="99"/>
-          <w:sz w:val="32"/>
-          <w:szCs w:val="32"/>
-        </w:rPr>
-        <w:t>(self):</w:t>
-      </w:r>
-    </w:p>
-    <w:p>
-      <w:pPr>
-        <w:jc w:val="both"/>
-        <w:rPr>
-          <w:rFonts w:cs="Carlito"/>
-          <w:b/>
-          <w:bCs/>
-          <w:color w:val="D86DCB" w:themeColor="accent5" w:themeTint="99"/>
-          <w:sz w:val="32"/>
-          <w:szCs w:val="32"/>
-        </w:rPr>
-      </w:pPr>
-      <w:r>
-        <w:rPr>
-          <w:rFonts w:cs="Carlito"/>
-          <w:b/>
-          <w:bCs/>
-          <w:color w:val="D86DCB" w:themeColor="accent5" w:themeTint="99"/>
-          <w:sz w:val="32"/>
-          <w:szCs w:val="32"/>
-        </w:rPr>
-        <w:t xml:space="preserve">        </w:t>
-      </w:r>
-      <w:proofErr w:type="gramStart"/>
-      <w:r>
-        <w:rPr>
-          <w:rFonts w:cs="Carlito"/>
-          <w:b/>
-          <w:bCs/>
-          <w:color w:val="D86DCB" w:themeColor="accent5" w:themeTint="99"/>
-          <w:sz w:val="32"/>
-          <w:szCs w:val="32"/>
-        </w:rPr>
-        <w:t>print(</w:t>
+      <w:r>
+        <w:rPr>
+          <w:rFonts w:cs="Carlito"/>
+          <w:b/>
+          <w:bCs/>
+          <w:color w:val="D86DCB" w:themeColor="accent5" w:themeTint="99"/>
+          <w:sz w:val="32"/>
+          <w:szCs w:val="32"/>
+        </w:rPr>
+        <w:t>(</w:t>
       </w:r>
       <w:proofErr w:type="gramEnd"/>
       <w:r>
@@ -13532,257 +13570,21 @@
           <w:sz w:val="32"/>
           <w:szCs w:val="32"/>
         </w:rPr>
-        <w:t>"</w:t>
-      </w:r>
-      <w:r>
-        <w:rPr>
-          <w:rFonts w:cs="Carlito"/>
-          <w:b/>
-          <w:bCs/>
-          <w:color w:val="D86DCB" w:themeColor="accent5" w:themeTint="99"/>
-          <w:sz w:val="32"/>
-          <w:szCs w:val="32"/>
-        </w:rPr>
-        <w:t>18 BDT per 1000</w:t>
-      </w:r>
-      <w:r>
-        <w:rPr>
-          <w:rFonts w:cs="Carlito"/>
-          <w:b/>
-          <w:bCs/>
-          <w:color w:val="D86DCB" w:themeColor="accent5" w:themeTint="99"/>
-          <w:sz w:val="32"/>
-          <w:szCs w:val="32"/>
-        </w:rPr>
-        <w:t>")</w:t>
-      </w:r>
-    </w:p>
-    <w:p>
-      <w:pPr>
-        <w:jc w:val="both"/>
-        <w:rPr>
-          <w:rFonts w:cs="Carlito"/>
-          <w:b/>
-          <w:bCs/>
-          <w:color w:val="D86DCB" w:themeColor="accent5" w:themeTint="99"/>
-          <w:sz w:val="32"/>
-          <w:szCs w:val="32"/>
-        </w:rPr>
-      </w:pPr>
-    </w:p>
-    <w:p>
-      <w:pPr>
-        <w:jc w:val="both"/>
-        <w:rPr>
-          <w:rFonts w:cs="Carlito"/>
-          <w:b/>
-          <w:bCs/>
-          <w:color w:val="D86DCB" w:themeColor="accent5" w:themeTint="99"/>
-          <w:sz w:val="32"/>
-          <w:szCs w:val="32"/>
-        </w:rPr>
-      </w:pPr>
-      <w:r>
-        <w:rPr>
-          <w:rFonts w:cs="Carlito"/>
-          <w:b/>
-          <w:bCs/>
-          <w:color w:val="D86DCB" w:themeColor="accent5" w:themeTint="99"/>
-          <w:sz w:val="32"/>
-          <w:szCs w:val="32"/>
-        </w:rPr>
-        <w:t xml:space="preserve">class </w:t>
-      </w:r>
-      <w:proofErr w:type="spellStart"/>
-      <w:r>
-        <w:rPr>
-          <w:rFonts w:cs="Carlito"/>
-          <w:b/>
-          <w:bCs/>
-          <w:color w:val="D86DCB" w:themeColor="accent5" w:themeTint="99"/>
-          <w:sz w:val="32"/>
-          <w:szCs w:val="32"/>
-        </w:rPr>
-        <w:t>Nagad</w:t>
-      </w:r>
-      <w:proofErr w:type="spellEnd"/>
-      <w:r>
-        <w:rPr>
-          <w:rFonts w:cs="Carlito"/>
-          <w:b/>
-          <w:bCs/>
-          <w:color w:val="D86DCB" w:themeColor="accent5" w:themeTint="99"/>
-          <w:sz w:val="32"/>
-          <w:szCs w:val="32"/>
-        </w:rPr>
-        <w:t>:</w:t>
-      </w:r>
-    </w:p>
-    <w:p>
-      <w:pPr>
-        <w:jc w:val="both"/>
-        <w:rPr>
-          <w:rFonts w:cs="Carlito"/>
-          <w:b/>
-          <w:bCs/>
-          <w:color w:val="D86DCB" w:themeColor="accent5" w:themeTint="99"/>
-          <w:sz w:val="32"/>
-          <w:szCs w:val="32"/>
-        </w:rPr>
-      </w:pPr>
-      <w:r>
-        <w:rPr>
-          <w:rFonts w:cs="Carlito"/>
-          <w:b/>
-          <w:bCs/>
-          <w:color w:val="D86DCB" w:themeColor="accent5" w:themeTint="99"/>
-          <w:sz w:val="32"/>
-          <w:szCs w:val="32"/>
-        </w:rPr>
-        <w:t xml:space="preserve">    def </w:t>
-      </w:r>
-      <w:proofErr w:type="spellStart"/>
-      <w:r>
-        <w:rPr>
-          <w:rFonts w:cs="Carlito"/>
-          <w:b/>
-          <w:bCs/>
-          <w:color w:val="D86DCB" w:themeColor="accent5" w:themeTint="99"/>
-          <w:sz w:val="32"/>
-          <w:szCs w:val="32"/>
-        </w:rPr>
-        <w:t>cash_out_rate</w:t>
-      </w:r>
-      <w:proofErr w:type="spellEnd"/>
-      <w:r>
-        <w:rPr>
-          <w:rFonts w:cs="Carlito"/>
-          <w:b/>
-          <w:bCs/>
-          <w:color w:val="D86DCB" w:themeColor="accent5" w:themeTint="99"/>
-          <w:sz w:val="32"/>
-          <w:szCs w:val="32"/>
-        </w:rPr>
-        <w:t>(self):</w:t>
-      </w:r>
-    </w:p>
-    <w:p>
-      <w:pPr>
-        <w:jc w:val="both"/>
-        <w:rPr>
-          <w:rFonts w:cs="Carlito"/>
-          <w:b/>
-          <w:bCs/>
-          <w:color w:val="D86DCB" w:themeColor="accent5" w:themeTint="99"/>
-          <w:sz w:val="32"/>
-          <w:szCs w:val="32"/>
-        </w:rPr>
-      </w:pPr>
-      <w:r>
-        <w:rPr>
-          <w:rFonts w:cs="Carlito"/>
-          <w:b/>
-          <w:bCs/>
-          <w:color w:val="D86DCB" w:themeColor="accent5" w:themeTint="99"/>
-          <w:sz w:val="32"/>
-          <w:szCs w:val="32"/>
-        </w:rPr>
-        <w:t xml:space="preserve">        </w:t>
-      </w:r>
-      <w:proofErr w:type="gramStart"/>
-      <w:r>
-        <w:rPr>
-          <w:rFonts w:cs="Carlito"/>
-          <w:b/>
-          <w:bCs/>
-          <w:color w:val="D86DCB" w:themeColor="accent5" w:themeTint="99"/>
-          <w:sz w:val="32"/>
-          <w:szCs w:val="32"/>
-        </w:rPr>
-        <w:t>print(</w:t>
-      </w:r>
-      <w:proofErr w:type="gramEnd"/>
-      <w:r>
-        <w:rPr>
-          <w:rFonts w:cs="Carlito"/>
-          <w:b/>
-          <w:bCs/>
-          <w:color w:val="D86DCB" w:themeColor="accent5" w:themeTint="99"/>
-          <w:sz w:val="32"/>
-          <w:szCs w:val="32"/>
-        </w:rPr>
-        <w:t>"</w:t>
-      </w:r>
-      <w:r>
-        <w:rPr>
-          <w:rFonts w:cs="Carlito"/>
-          <w:b/>
-          <w:bCs/>
-          <w:color w:val="D86DCB" w:themeColor="accent5" w:themeTint="99"/>
-          <w:sz w:val="32"/>
-          <w:szCs w:val="32"/>
-        </w:rPr>
-        <w:t>10 BDT per 1000</w:t>
-      </w:r>
-      <w:r>
-        <w:rPr>
-          <w:rFonts w:cs="Carlito"/>
-          <w:b/>
-          <w:bCs/>
-          <w:color w:val="D86DCB" w:themeColor="accent5" w:themeTint="99"/>
-          <w:sz w:val="32"/>
-          <w:szCs w:val="32"/>
-        </w:rPr>
-        <w:t>")</w:t>
-      </w:r>
-    </w:p>
-    <w:p>
-      <w:pPr>
-        <w:jc w:val="both"/>
-        <w:rPr>
-          <w:rFonts w:cs="Carlito"/>
-          <w:b/>
-          <w:bCs/>
-          <w:color w:val="D86DCB" w:themeColor="accent5" w:themeTint="99"/>
-          <w:sz w:val="32"/>
-          <w:szCs w:val="32"/>
-        </w:rPr>
-      </w:pPr>
-    </w:p>
-    <w:p>
-      <w:pPr>
-        <w:jc w:val="both"/>
-        <w:rPr>
-          <w:rFonts w:cs="Carlito"/>
-          <w:b/>
-          <w:bCs/>
-          <w:color w:val="D86DCB" w:themeColor="accent5" w:themeTint="99"/>
-          <w:sz w:val="32"/>
-          <w:szCs w:val="32"/>
-        </w:rPr>
-      </w:pPr>
-      <w:r>
-        <w:rPr>
-          <w:rFonts w:cs="Carlito"/>
-          <w:b/>
-          <w:bCs/>
-          <w:color w:val="D86DCB" w:themeColor="accent5" w:themeTint="99"/>
-          <w:sz w:val="32"/>
-          <w:szCs w:val="32"/>
-        </w:rPr>
-        <w:t>payment</w:t>
-      </w:r>
-      <w:r>
-        <w:rPr>
-          <w:rFonts w:cs="Carlito"/>
-          <w:b/>
-          <w:bCs/>
-          <w:color w:val="D86DCB" w:themeColor="accent5" w:themeTint="99"/>
-          <w:sz w:val="32"/>
-          <w:szCs w:val="32"/>
-        </w:rPr>
-        <w:t xml:space="preserve"> = </w:t>
-      </w:r>
+        <w:t>)      # Direct creation</w:t>
+      </w:r>
+    </w:p>
+    <w:p>
+      <w:pPr>
+        <w:jc w:val="both"/>
+        <w:rPr>
+          <w:rFonts w:cs="Carlito"/>
+          <w:b/>
+          <w:bCs/>
+          <w:color w:val="D86DCB" w:themeColor="accent5" w:themeTint="99"/>
+          <w:sz w:val="32"/>
+          <w:szCs w:val="32"/>
+        </w:rPr>
+      </w:pPr>
       <w:proofErr w:type="spellStart"/>
       <w:proofErr w:type="gramStart"/>
       <w:r>
@@ -13794,7 +13596,41 @@
           <w:sz w:val="32"/>
           <w:szCs w:val="32"/>
         </w:rPr>
-        <w:t>Bkash</w:t>
+        <w:t>payment</w:t>
+      </w:r>
+      <w:r>
+        <w:rPr>
+          <w:rFonts w:cs="Carlito"/>
+          <w:b/>
+          <w:bCs/>
+          <w:color w:val="D86DCB" w:themeColor="accent5" w:themeTint="99"/>
+          <w:sz w:val="32"/>
+          <w:szCs w:val="32"/>
+        </w:rPr>
+        <w:t>.</w:t>
+      </w:r>
+      <w:r>
+        <w:rPr>
+          <w:rFonts w:cs="Carlito"/>
+          <w:b/>
+          <w:bCs/>
+          <w:color w:val="D86DCB" w:themeColor="accent5" w:themeTint="99"/>
+          <w:sz w:val="32"/>
+          <w:szCs w:val="32"/>
+        </w:rPr>
+        <w:t>cash</w:t>
+      </w:r>
+      <w:proofErr w:type="gramEnd"/>
+      <w:r>
+        <w:rPr>
+          <w:rFonts w:cs="Carlito"/>
+          <w:b/>
+          <w:bCs/>
+          <w:color w:val="D86DCB" w:themeColor="accent5" w:themeTint="99"/>
+          <w:sz w:val="32"/>
+          <w:szCs w:val="32"/>
+        </w:rPr>
+        <w:t>_out_rate</w:t>
       </w:r>
       <w:proofErr w:type="spellEnd"/>
       <w:r>
@@ -13806,7 +13642,118 @@
           <w:sz w:val="32"/>
           <w:szCs w:val="32"/>
         </w:rPr>
-        <w:t>(</w:t>
+        <w:t>()</w:t>
+      </w:r>
+    </w:p>
+    <w:p>
+      <w:pPr>
+        <w:jc w:val="both"/>
+        <w:rPr>
+          <w:rFonts w:cs="Carlito"/>
+          <w:sz w:val="32"/>
+          <w:szCs w:val="32"/>
+        </w:rPr>
+      </w:pPr>
+    </w:p>
+    <w:p>
+      <w:pPr>
+        <w:jc w:val="both"/>
+        <w:rPr>
+          <w:rFonts w:cs="Carlito"/>
+          <w:sz w:val="32"/>
+          <w:szCs w:val="32"/>
+        </w:rPr>
+      </w:pPr>
+    </w:p>
+    <w:p>
+      <w:pPr>
+        <w:jc w:val="both"/>
+        <w:rPr>
+          <w:rFonts w:cs="Carlito"/>
+          <w:sz w:val="32"/>
+          <w:szCs w:val="32"/>
+        </w:rPr>
+      </w:pPr>
+      <w:r>
+        <w:rPr>
+          <w:rFonts w:cs="Carlito"/>
+          <w:sz w:val="32"/>
+          <w:szCs w:val="32"/>
+        </w:rPr>
+        <w:t>The Solution:</w:t>
+      </w:r>
+    </w:p>
+    <w:p>
+      <w:pPr>
+        <w:jc w:val="both"/>
+        <w:rPr>
+          <w:rFonts w:cs="Carlito"/>
+          <w:sz w:val="32"/>
+          <w:szCs w:val="32"/>
+        </w:rPr>
+      </w:pPr>
+      <w:r>
+        <w:rPr>
+          <w:rFonts w:cs="Carlito"/>
+          <w:sz w:val="32"/>
+          <w:szCs w:val="32"/>
+        </w:rPr>
+        <w:t xml:space="preserve"># </w:t>
+      </w:r>
+      <w:r>
+        <w:rPr>
+          <w:rFonts w:cs="Carlito"/>
+          <w:sz w:val="32"/>
+          <w:szCs w:val="32"/>
+        </w:rPr>
+        <w:t>The Factory pattern says “Don’t let the client create objects directly. Let a factory produce the correct object”</w:t>
+      </w:r>
+    </w:p>
+    <w:p>
+      <w:pPr>
+        <w:jc w:val="both"/>
+        <w:rPr>
+          <w:rFonts w:cs="Carlito"/>
+          <w:sz w:val="32"/>
+          <w:szCs w:val="32"/>
+        </w:rPr>
+      </w:pPr>
+      <w:r>
+        <w:rPr>
+          <w:rFonts w:cs="Carlito"/>
+          <w:sz w:val="32"/>
+          <w:szCs w:val="32"/>
+        </w:rPr>
+        <w:t># Create the classes for each payment method then create a Factory class which will have a static method (</w:t>
+      </w:r>
+      <w:r>
+        <w:rPr>
+          <w:rFonts w:cs="Carlito"/>
+          <w:b/>
+          <w:bCs/>
+          <w:sz w:val="32"/>
+          <w:szCs w:val="32"/>
+        </w:rPr>
+        <w:t>@staticmethod</w:t>
+      </w:r>
+      <w:r>
+        <w:rPr>
+          <w:rFonts w:cs="Carlito"/>
+          <w:sz w:val="32"/>
+          <w:szCs w:val="32"/>
+        </w:rPr>
+        <w:t xml:space="preserve">) </w:t>
+      </w:r>
+      <w:proofErr w:type="gramStart"/>
+      <w:r>
+        <w:rPr>
+          <w:rFonts w:cs="Carlito"/>
+          <w:b/>
+          <w:bCs/>
+          <w:sz w:val="32"/>
+          <w:szCs w:val="32"/>
+        </w:rPr>
+        <w:t>create(</w:t>
       </w:r>
       <w:proofErr w:type="gramEnd"/>
       <w:r>
@@ -13814,25 +13761,656 @@
           <w:rFonts w:cs="Carlito"/>
           <w:b/>
           <w:bCs/>
-          <w:color w:val="D86DCB" w:themeColor="accent5" w:themeTint="99"/>
-          <w:sz w:val="32"/>
-          <w:szCs w:val="32"/>
-        </w:rPr>
-        <w:t>)      # Direct creation</w:t>
-      </w:r>
-    </w:p>
-    <w:p>
-      <w:pPr>
-        <w:jc w:val="both"/>
-        <w:rPr>
-          <w:rFonts w:cs="Carlito"/>
-          <w:b/>
-          <w:bCs/>
-          <w:color w:val="D86DCB" w:themeColor="accent5" w:themeTint="99"/>
-          <w:sz w:val="32"/>
-          <w:szCs w:val="32"/>
-        </w:rPr>
-      </w:pPr>
+          <w:sz w:val="32"/>
+          <w:szCs w:val="32"/>
+        </w:rPr>
+        <w:t>)</w:t>
+      </w:r>
+      <w:r>
+        <w:rPr>
+          <w:rFonts w:cs="Carlito"/>
+          <w:sz w:val="32"/>
+          <w:szCs w:val="32"/>
+        </w:rPr>
+        <w:t xml:space="preserve"> that acts as a constructor</w:t>
+      </w:r>
+    </w:p>
+    <w:p>
+      <w:pPr>
+        <w:jc w:val="both"/>
+        <w:rPr>
+          <w:rFonts w:cs="Carlito"/>
+          <w:sz w:val="32"/>
+          <w:szCs w:val="32"/>
+        </w:rPr>
+      </w:pPr>
+      <w:r>
+        <w:rPr>
+          <w:rFonts w:cs="Carlito"/>
+          <w:sz w:val="32"/>
+          <w:szCs w:val="32"/>
+        </w:rPr>
+        <w:t># And based on the passed argument (</w:t>
+      </w:r>
+      <w:proofErr w:type="spellStart"/>
+      <w:r>
+        <w:rPr>
+          <w:rFonts w:cs="Carlito"/>
+          <w:b/>
+          <w:bCs/>
+          <w:sz w:val="32"/>
+          <w:szCs w:val="32"/>
+        </w:rPr>
+        <w:t>payment_type</w:t>
+      </w:r>
+      <w:proofErr w:type="spellEnd"/>
+      <w:r>
+        <w:rPr>
+          <w:rFonts w:cs="Carlito"/>
+          <w:b/>
+          <w:bCs/>
+          <w:sz w:val="32"/>
+          <w:szCs w:val="32"/>
+        </w:rPr>
+        <w:t>)</w:t>
+      </w:r>
+      <w:r>
+        <w:rPr>
+          <w:rFonts w:cs="Carlito"/>
+          <w:sz w:val="32"/>
+          <w:szCs w:val="32"/>
+        </w:rPr>
+        <w:t xml:space="preserve"> returns an instance of the payment method </w:t>
+      </w:r>
+      <w:r>
+        <w:rPr>
+          <w:rFonts w:cs="Carlito"/>
+          <w:b/>
+          <w:bCs/>
+          <w:sz w:val="32"/>
+          <w:szCs w:val="32"/>
+        </w:rPr>
+        <w:t>(Bkash</w:t>
+      </w:r>
+      <w:r>
+        <w:rPr>
+          <w:rFonts w:cs="Carlito"/>
+          <w:sz w:val="32"/>
+          <w:szCs w:val="32"/>
+        </w:rPr>
+        <w:t xml:space="preserve"> or </w:t>
+      </w:r>
+      <w:r>
+        <w:rPr>
+          <w:rFonts w:cs="Carlito"/>
+          <w:b/>
+          <w:bCs/>
+          <w:sz w:val="32"/>
+          <w:szCs w:val="32"/>
+        </w:rPr>
+        <w:t>Nagad</w:t>
+      </w:r>
+      <w:r>
+        <w:rPr>
+          <w:rFonts w:cs="Carlito"/>
+          <w:sz w:val="32"/>
+          <w:szCs w:val="32"/>
+        </w:rPr>
+        <w:t>). So now the client doesn’t know how the object is created</w:t>
+      </w:r>
+    </w:p>
+    <w:p>
+      <w:pPr>
+        <w:jc w:val="both"/>
+        <w:rPr>
+          <w:rFonts w:cs="Carlito"/>
+          <w:b/>
+          <w:bCs/>
+          <w:color w:val="D86DCB" w:themeColor="accent5" w:themeTint="99"/>
+          <w:sz w:val="32"/>
+          <w:szCs w:val="32"/>
+        </w:rPr>
+      </w:pPr>
+      <w:r>
+        <w:rPr>
+          <w:rFonts w:cs="Carlito"/>
+          <w:b/>
+          <w:bCs/>
+          <w:color w:val="D86DCB" w:themeColor="accent5" w:themeTint="99"/>
+          <w:sz w:val="32"/>
+          <w:szCs w:val="32"/>
+        </w:rPr>
+        <w:t xml:space="preserve">class </w:t>
+      </w:r>
+      <w:proofErr w:type="spellStart"/>
+      <w:r>
+        <w:rPr>
+          <w:rFonts w:cs="Carlito"/>
+          <w:b/>
+          <w:bCs/>
+          <w:color w:val="D86DCB" w:themeColor="accent5" w:themeTint="99"/>
+          <w:sz w:val="32"/>
+          <w:szCs w:val="32"/>
+        </w:rPr>
+        <w:t>BKash</w:t>
+      </w:r>
+      <w:proofErr w:type="spellEnd"/>
+      <w:r>
+        <w:rPr>
+          <w:rFonts w:cs="Carlito"/>
+          <w:b/>
+          <w:bCs/>
+          <w:color w:val="D86DCB" w:themeColor="accent5" w:themeTint="99"/>
+          <w:sz w:val="32"/>
+          <w:szCs w:val="32"/>
+        </w:rPr>
+        <w:t>:</w:t>
+      </w:r>
+    </w:p>
+    <w:p>
+      <w:pPr>
+        <w:jc w:val="both"/>
+        <w:rPr>
+          <w:rFonts w:cs="Carlito"/>
+          <w:b/>
+          <w:bCs/>
+          <w:color w:val="D86DCB" w:themeColor="accent5" w:themeTint="99"/>
+          <w:sz w:val="32"/>
+          <w:szCs w:val="32"/>
+        </w:rPr>
+      </w:pPr>
+      <w:r>
+        <w:rPr>
+          <w:rFonts w:cs="Carlito"/>
+          <w:b/>
+          <w:bCs/>
+          <w:color w:val="D86DCB" w:themeColor="accent5" w:themeTint="99"/>
+          <w:sz w:val="32"/>
+          <w:szCs w:val="32"/>
+        </w:rPr>
+        <w:t xml:space="preserve">    def </w:t>
+      </w:r>
+      <w:proofErr w:type="spellStart"/>
+      <w:r>
+        <w:rPr>
+          <w:rFonts w:cs="Carlito"/>
+          <w:b/>
+          <w:bCs/>
+          <w:color w:val="D86DCB" w:themeColor="accent5" w:themeTint="99"/>
+          <w:sz w:val="32"/>
+          <w:szCs w:val="32"/>
+        </w:rPr>
+        <w:t>cash_out_rate</w:t>
+      </w:r>
+      <w:proofErr w:type="spellEnd"/>
+      <w:r>
+        <w:rPr>
+          <w:rFonts w:cs="Carlito"/>
+          <w:b/>
+          <w:bCs/>
+          <w:color w:val="D86DCB" w:themeColor="accent5" w:themeTint="99"/>
+          <w:sz w:val="32"/>
+          <w:szCs w:val="32"/>
+        </w:rPr>
+        <w:t>(self):</w:t>
+      </w:r>
+    </w:p>
+    <w:p>
+      <w:pPr>
+        <w:jc w:val="both"/>
+        <w:rPr>
+          <w:rFonts w:cs="Carlito"/>
+          <w:b/>
+          <w:bCs/>
+          <w:color w:val="D86DCB" w:themeColor="accent5" w:themeTint="99"/>
+          <w:sz w:val="32"/>
+          <w:szCs w:val="32"/>
+        </w:rPr>
+      </w:pPr>
+      <w:r>
+        <w:rPr>
+          <w:rFonts w:cs="Carlito"/>
+          <w:b/>
+          <w:bCs/>
+          <w:color w:val="D86DCB" w:themeColor="accent5" w:themeTint="99"/>
+          <w:sz w:val="32"/>
+          <w:szCs w:val="32"/>
+        </w:rPr>
+        <w:t xml:space="preserve">        </w:t>
+      </w:r>
+      <w:proofErr w:type="gramStart"/>
+      <w:r>
+        <w:rPr>
+          <w:rFonts w:cs="Carlito"/>
+          <w:b/>
+          <w:bCs/>
+          <w:color w:val="D86DCB" w:themeColor="accent5" w:themeTint="99"/>
+          <w:sz w:val="32"/>
+          <w:szCs w:val="32"/>
+        </w:rPr>
+        <w:t>print(</w:t>
+      </w:r>
+      <w:proofErr w:type="gramEnd"/>
+      <w:r>
+        <w:rPr>
+          <w:rFonts w:cs="Carlito"/>
+          <w:b/>
+          <w:bCs/>
+          <w:color w:val="D86DCB" w:themeColor="accent5" w:themeTint="99"/>
+          <w:sz w:val="32"/>
+          <w:szCs w:val="32"/>
+        </w:rPr>
+        <w:t>"18 BDT per 1000")</w:t>
+      </w:r>
+    </w:p>
+    <w:p>
+      <w:pPr>
+        <w:jc w:val="both"/>
+        <w:rPr>
+          <w:rFonts w:cs="Carlito"/>
+          <w:b/>
+          <w:bCs/>
+          <w:color w:val="D86DCB" w:themeColor="accent5" w:themeTint="99"/>
+          <w:sz w:val="32"/>
+          <w:szCs w:val="32"/>
+        </w:rPr>
+      </w:pPr>
+      <w:r>
+        <w:rPr>
+          <w:rFonts w:cs="Carlito"/>
+          <w:b/>
+          <w:bCs/>
+          <w:color w:val="D86DCB" w:themeColor="accent5" w:themeTint="99"/>
+          <w:sz w:val="32"/>
+          <w:szCs w:val="32"/>
+        </w:rPr>
+        <w:t xml:space="preserve">        </w:t>
+      </w:r>
+    </w:p>
+    <w:p>
+      <w:pPr>
+        <w:jc w:val="both"/>
+        <w:rPr>
+          <w:rFonts w:cs="Carlito"/>
+          <w:b/>
+          <w:bCs/>
+          <w:color w:val="D86DCB" w:themeColor="accent5" w:themeTint="99"/>
+          <w:sz w:val="32"/>
+          <w:szCs w:val="32"/>
+        </w:rPr>
+      </w:pPr>
+      <w:r>
+        <w:rPr>
+          <w:rFonts w:cs="Carlito"/>
+          <w:b/>
+          <w:bCs/>
+          <w:color w:val="D86DCB" w:themeColor="accent5" w:themeTint="99"/>
+          <w:sz w:val="32"/>
+          <w:szCs w:val="32"/>
+        </w:rPr>
+        <w:t>class Nagad:</w:t>
+      </w:r>
+    </w:p>
+    <w:p>
+      <w:pPr>
+        <w:jc w:val="both"/>
+        <w:rPr>
+          <w:rFonts w:cs="Carlito"/>
+          <w:b/>
+          <w:bCs/>
+          <w:color w:val="D86DCB" w:themeColor="accent5" w:themeTint="99"/>
+          <w:sz w:val="32"/>
+          <w:szCs w:val="32"/>
+        </w:rPr>
+      </w:pPr>
+      <w:r>
+        <w:rPr>
+          <w:rFonts w:cs="Carlito"/>
+          <w:b/>
+          <w:bCs/>
+          <w:color w:val="D86DCB" w:themeColor="accent5" w:themeTint="99"/>
+          <w:sz w:val="32"/>
+          <w:szCs w:val="32"/>
+        </w:rPr>
+        <w:t xml:space="preserve">    def </w:t>
+      </w:r>
+      <w:proofErr w:type="spellStart"/>
+      <w:r>
+        <w:rPr>
+          <w:rFonts w:cs="Carlito"/>
+          <w:b/>
+          <w:bCs/>
+          <w:color w:val="D86DCB" w:themeColor="accent5" w:themeTint="99"/>
+          <w:sz w:val="32"/>
+          <w:szCs w:val="32"/>
+        </w:rPr>
+        <w:t>cash_out_rate</w:t>
+      </w:r>
+      <w:proofErr w:type="spellEnd"/>
+      <w:r>
+        <w:rPr>
+          <w:rFonts w:cs="Carlito"/>
+          <w:b/>
+          <w:bCs/>
+          <w:color w:val="D86DCB" w:themeColor="accent5" w:themeTint="99"/>
+          <w:sz w:val="32"/>
+          <w:szCs w:val="32"/>
+        </w:rPr>
+        <w:t>(self):</w:t>
+      </w:r>
+    </w:p>
+    <w:p>
+      <w:pPr>
+        <w:jc w:val="both"/>
+        <w:rPr>
+          <w:rFonts w:cs="Carlito"/>
+          <w:b/>
+          <w:bCs/>
+          <w:color w:val="D86DCB" w:themeColor="accent5" w:themeTint="99"/>
+          <w:sz w:val="32"/>
+          <w:szCs w:val="32"/>
+        </w:rPr>
+      </w:pPr>
+      <w:r>
+        <w:rPr>
+          <w:rFonts w:cs="Carlito"/>
+          <w:b/>
+          <w:bCs/>
+          <w:color w:val="D86DCB" w:themeColor="accent5" w:themeTint="99"/>
+          <w:sz w:val="32"/>
+          <w:szCs w:val="32"/>
+        </w:rPr>
+        <w:t xml:space="preserve">        </w:t>
+      </w:r>
+      <w:proofErr w:type="gramStart"/>
+      <w:r>
+        <w:rPr>
+          <w:rFonts w:cs="Carlito"/>
+          <w:b/>
+          <w:bCs/>
+          <w:color w:val="D86DCB" w:themeColor="accent5" w:themeTint="99"/>
+          <w:sz w:val="32"/>
+          <w:szCs w:val="32"/>
+        </w:rPr>
+        <w:t>print(</w:t>
+      </w:r>
+      <w:proofErr w:type="gramEnd"/>
+      <w:r>
+        <w:rPr>
+          <w:rFonts w:cs="Carlito"/>
+          <w:b/>
+          <w:bCs/>
+          <w:color w:val="D86DCB" w:themeColor="accent5" w:themeTint="99"/>
+          <w:sz w:val="32"/>
+          <w:szCs w:val="32"/>
+        </w:rPr>
+        <w:t>"10 BDT per 1000")</w:t>
+      </w:r>
+    </w:p>
+    <w:p>
+      <w:pPr>
+        <w:jc w:val="both"/>
+        <w:rPr>
+          <w:rFonts w:cs="Carlito"/>
+          <w:b/>
+          <w:bCs/>
+          <w:color w:val="D86DCB" w:themeColor="accent5" w:themeTint="99"/>
+          <w:sz w:val="32"/>
+          <w:szCs w:val="32"/>
+        </w:rPr>
+      </w:pPr>
+      <w:r>
+        <w:rPr>
+          <w:rFonts w:cs="Carlito"/>
+          <w:b/>
+          <w:bCs/>
+          <w:color w:val="D86DCB" w:themeColor="accent5" w:themeTint="99"/>
+          <w:sz w:val="32"/>
+          <w:szCs w:val="32"/>
+        </w:rPr>
+        <w:t xml:space="preserve">        </w:t>
+      </w:r>
+    </w:p>
+    <w:p>
+      <w:pPr>
+        <w:jc w:val="both"/>
+        <w:rPr>
+          <w:rFonts w:cs="Carlito"/>
+          <w:b/>
+          <w:bCs/>
+          <w:color w:val="D86DCB" w:themeColor="accent5" w:themeTint="99"/>
+          <w:sz w:val="32"/>
+          <w:szCs w:val="32"/>
+        </w:rPr>
+      </w:pPr>
+      <w:r>
+        <w:rPr>
+          <w:rFonts w:cs="Carlito"/>
+          <w:b/>
+          <w:bCs/>
+          <w:color w:val="D86DCB" w:themeColor="accent5" w:themeTint="99"/>
+          <w:sz w:val="32"/>
+          <w:szCs w:val="32"/>
+        </w:rPr>
+        <w:t xml:space="preserve">class </w:t>
+      </w:r>
+      <w:proofErr w:type="spellStart"/>
+      <w:r>
+        <w:rPr>
+          <w:rFonts w:cs="Carlito"/>
+          <w:b/>
+          <w:bCs/>
+          <w:color w:val="D86DCB" w:themeColor="accent5" w:themeTint="99"/>
+          <w:sz w:val="32"/>
+          <w:szCs w:val="32"/>
+        </w:rPr>
+        <w:t>PaymentFactory</w:t>
+      </w:r>
+      <w:proofErr w:type="spellEnd"/>
+      <w:r>
+        <w:rPr>
+          <w:rFonts w:cs="Carlito"/>
+          <w:b/>
+          <w:bCs/>
+          <w:color w:val="D86DCB" w:themeColor="accent5" w:themeTint="99"/>
+          <w:sz w:val="32"/>
+          <w:szCs w:val="32"/>
+        </w:rPr>
+        <w:t>:</w:t>
+      </w:r>
+    </w:p>
+    <w:p>
+      <w:pPr>
+        <w:jc w:val="both"/>
+        <w:rPr>
+          <w:rFonts w:cs="Carlito"/>
+          <w:b/>
+          <w:bCs/>
+          <w:color w:val="D86DCB" w:themeColor="accent5" w:themeTint="99"/>
+          <w:sz w:val="32"/>
+          <w:szCs w:val="32"/>
+        </w:rPr>
+      </w:pPr>
+      <w:r>
+        <w:rPr>
+          <w:rFonts w:cs="Carlito"/>
+          <w:b/>
+          <w:bCs/>
+          <w:color w:val="D86DCB" w:themeColor="accent5" w:themeTint="99"/>
+          <w:sz w:val="32"/>
+          <w:szCs w:val="32"/>
+        </w:rPr>
+        <w:t xml:space="preserve">    </w:t>
+      </w:r>
+    </w:p>
+    <w:p>
+      <w:pPr>
+        <w:jc w:val="both"/>
+        <w:rPr>
+          <w:rFonts w:cs="Carlito"/>
+          <w:b/>
+          <w:bCs/>
+          <w:color w:val="D86DCB" w:themeColor="accent5" w:themeTint="99"/>
+          <w:sz w:val="32"/>
+          <w:szCs w:val="32"/>
+        </w:rPr>
+      </w:pPr>
+      <w:r>
+        <w:rPr>
+          <w:rFonts w:cs="Carlito"/>
+          <w:b/>
+          <w:bCs/>
+          <w:color w:val="D86DCB" w:themeColor="accent5" w:themeTint="99"/>
+          <w:sz w:val="32"/>
+          <w:szCs w:val="32"/>
+        </w:rPr>
+        <w:lastRenderedPageBreak/>
+        <w:t xml:space="preserve">    @staticmethod</w:t>
+      </w:r>
+    </w:p>
+    <w:p>
+      <w:pPr>
+        <w:jc w:val="both"/>
+        <w:rPr>
+          <w:rFonts w:cs="Carlito"/>
+          <w:b/>
+          <w:bCs/>
+          <w:color w:val="D86DCB" w:themeColor="accent5" w:themeTint="99"/>
+          <w:sz w:val="32"/>
+          <w:szCs w:val="32"/>
+        </w:rPr>
+      </w:pPr>
+      <w:r>
+        <w:rPr>
+          <w:rFonts w:cs="Carlito"/>
+          <w:b/>
+          <w:bCs/>
+          <w:color w:val="D86DCB" w:themeColor="accent5" w:themeTint="99"/>
+          <w:sz w:val="32"/>
+          <w:szCs w:val="32"/>
+        </w:rPr>
+        <w:t xml:space="preserve">    def create(</w:t>
+      </w:r>
+      <w:proofErr w:type="spellStart"/>
+      <w:r>
+        <w:rPr>
+          <w:rFonts w:cs="Carlito"/>
+          <w:b/>
+          <w:bCs/>
+          <w:color w:val="D86DCB" w:themeColor="accent5" w:themeTint="99"/>
+          <w:sz w:val="32"/>
+          <w:szCs w:val="32"/>
+        </w:rPr>
+        <w:t>payment_type</w:t>
+      </w:r>
+      <w:proofErr w:type="spellEnd"/>
+      <w:r>
+        <w:rPr>
+          <w:rFonts w:cs="Carlito"/>
+          <w:b/>
+          <w:bCs/>
+          <w:color w:val="D86DCB" w:themeColor="accent5" w:themeTint="99"/>
+          <w:sz w:val="32"/>
+          <w:szCs w:val="32"/>
+        </w:rPr>
+        <w:t>):</w:t>
+      </w:r>
+    </w:p>
+    <w:p>
+      <w:pPr>
+        <w:jc w:val="both"/>
+        <w:rPr>
+          <w:rFonts w:cs="Carlito"/>
+          <w:b/>
+          <w:bCs/>
+          <w:color w:val="D86DCB" w:themeColor="accent5" w:themeTint="99"/>
+          <w:sz w:val="32"/>
+          <w:szCs w:val="32"/>
+        </w:rPr>
+      </w:pPr>
+      <w:r>
+        <w:rPr>
+          <w:rFonts w:cs="Carlito"/>
+          <w:b/>
+          <w:bCs/>
+          <w:color w:val="D86DCB" w:themeColor="accent5" w:themeTint="99"/>
+          <w:sz w:val="32"/>
+          <w:szCs w:val="32"/>
+        </w:rPr>
+        <w:t xml:space="preserve">        if </w:t>
+      </w:r>
+      <w:proofErr w:type="spellStart"/>
+      <w:r>
+        <w:rPr>
+          <w:rFonts w:cs="Carlito"/>
+          <w:b/>
+          <w:bCs/>
+          <w:color w:val="D86DCB" w:themeColor="accent5" w:themeTint="99"/>
+          <w:sz w:val="32"/>
+          <w:szCs w:val="32"/>
+        </w:rPr>
+        <w:t>payment_type</w:t>
+      </w:r>
+      <w:proofErr w:type="spellEnd"/>
+      <w:r>
+        <w:rPr>
+          <w:rFonts w:cs="Carlito"/>
+          <w:b/>
+          <w:bCs/>
+          <w:color w:val="D86DCB" w:themeColor="accent5" w:themeTint="99"/>
+          <w:sz w:val="32"/>
+          <w:szCs w:val="32"/>
+        </w:rPr>
+        <w:t xml:space="preserve"> == "</w:t>
+      </w:r>
+      <w:proofErr w:type="spellStart"/>
+      <w:r>
+        <w:rPr>
+          <w:rFonts w:cs="Carlito"/>
+          <w:b/>
+          <w:bCs/>
+          <w:color w:val="D86DCB" w:themeColor="accent5" w:themeTint="99"/>
+          <w:sz w:val="32"/>
+          <w:szCs w:val="32"/>
+        </w:rPr>
+        <w:t>bkash</w:t>
+      </w:r>
+      <w:proofErr w:type="spellEnd"/>
+      <w:r>
+        <w:rPr>
+          <w:rFonts w:cs="Carlito"/>
+          <w:b/>
+          <w:bCs/>
+          <w:color w:val="D86DCB" w:themeColor="accent5" w:themeTint="99"/>
+          <w:sz w:val="32"/>
+          <w:szCs w:val="32"/>
+        </w:rPr>
+        <w:t>":</w:t>
+      </w:r>
+    </w:p>
+    <w:p>
+      <w:pPr>
+        <w:jc w:val="both"/>
+        <w:rPr>
+          <w:rFonts w:cs="Carlito"/>
+          <w:b/>
+          <w:bCs/>
+          <w:color w:val="D86DCB" w:themeColor="accent5" w:themeTint="99"/>
+          <w:sz w:val="32"/>
+          <w:szCs w:val="32"/>
+        </w:rPr>
+      </w:pPr>
+      <w:r>
+        <w:rPr>
+          <w:rFonts w:cs="Carlito"/>
+          <w:b/>
+          <w:bCs/>
+          <w:color w:val="D86DCB" w:themeColor="accent5" w:themeTint="99"/>
+          <w:sz w:val="32"/>
+          <w:szCs w:val="32"/>
+        </w:rPr>
+        <w:t xml:space="preserve">            return </w:t>
+      </w:r>
       <w:proofErr w:type="spellStart"/>
       <w:proofErr w:type="gramStart"/>
       <w:r>
@@ -13844,29 +14422,19 @@
           <w:sz w:val="32"/>
           <w:szCs w:val="32"/>
         </w:rPr>
-        <w:t>payment</w:t>
-      </w:r>
-      <w:r>
-        <w:rPr>
-          <w:rFonts w:cs="Carlito"/>
-          <w:b/>
-          <w:bCs/>
-          <w:color w:val="D86DCB" w:themeColor="accent5" w:themeTint="99"/>
-          <w:sz w:val="32"/>
-          <w:szCs w:val="32"/>
-        </w:rPr>
-        <w:t>.</w:t>
-      </w:r>
-      <w:r>
-        <w:rPr>
-          <w:rFonts w:cs="Carlito"/>
-          <w:b/>
-          <w:bCs/>
-          <w:color w:val="D86DCB" w:themeColor="accent5" w:themeTint="99"/>
-          <w:sz w:val="32"/>
-          <w:szCs w:val="32"/>
-        </w:rPr>
-        <w:t>cash</w:t>
+        <w:t>BKash</w:t>
+      </w:r>
+      <w:proofErr w:type="spellEnd"/>
+      <w:r>
+        <w:rPr>
+          <w:rFonts w:cs="Carlito"/>
+          <w:b/>
+          <w:bCs/>
+          <w:color w:val="D86DCB" w:themeColor="accent5" w:themeTint="99"/>
+          <w:sz w:val="32"/>
+          <w:szCs w:val="32"/>
+        </w:rPr>
+        <w:t>(</w:t>
       </w:r>
       <w:proofErr w:type="gramEnd"/>
       <w:r>
@@ -13878,7 +14446,43 @@
           <w:sz w:val="32"/>
           <w:szCs w:val="32"/>
         </w:rPr>
-        <w:t>_out_rate</w:t>
+        <w:t>)</w:t>
+      </w:r>
+    </w:p>
+    <w:p>
+      <w:pPr>
+        <w:jc w:val="both"/>
+        <w:rPr>
+          <w:rFonts w:cs="Carlito"/>
+          <w:b/>
+          <w:bCs/>
+          <w:color w:val="D86DCB" w:themeColor="accent5" w:themeTint="99"/>
+          <w:sz w:val="32"/>
+          <w:szCs w:val="32"/>
+        </w:rPr>
+      </w:pPr>
+      <w:r>
+        <w:rPr>
+          <w:rFonts w:cs="Carlito"/>
+          <w:b/>
+          <w:bCs/>
+          <w:color w:val="D86DCB" w:themeColor="accent5" w:themeTint="99"/>
+          <w:sz w:val="32"/>
+          <w:szCs w:val="32"/>
+        </w:rPr>
+        <w:t xml:space="preserve">        </w:t>
+      </w:r>
+      <w:proofErr w:type="spellStart"/>
+      <w:r>
+        <w:rPr>
+          <w:rFonts w:cs="Carlito"/>
+          <w:b/>
+          <w:bCs/>
+          <w:color w:val="D86DCB" w:themeColor="accent5" w:themeTint="99"/>
+          <w:sz w:val="32"/>
+          <w:szCs w:val="32"/>
+        </w:rPr>
+        <w:t>elif</w:t>
       </w:r>
       <w:proofErr w:type="spellEnd"/>
       <w:r>
@@ -13890,97 +14494,79 @@
           <w:sz w:val="32"/>
           <w:szCs w:val="32"/>
         </w:rPr>
-        <w:t>()</w:t>
-      </w:r>
-    </w:p>
-    <w:p>
-      <w:pPr>
-        <w:jc w:val="both"/>
-        <w:rPr>
-          <w:rFonts w:cs="Carlito"/>
-          <w:sz w:val="32"/>
-          <w:szCs w:val="32"/>
-        </w:rPr>
-      </w:pPr>
-    </w:p>
-    <w:p>
-      <w:pPr>
-        <w:jc w:val="both"/>
-        <w:rPr>
-          <w:rFonts w:cs="Carlito"/>
-          <w:sz w:val="32"/>
-          <w:szCs w:val="32"/>
-        </w:rPr>
-      </w:pPr>
-      <w:r>
-        <w:rPr>
-          <w:rFonts w:cs="Carlito"/>
-          <w:sz w:val="32"/>
-          <w:szCs w:val="32"/>
-        </w:rPr>
-        <w:t>The Solution:</w:t>
-      </w:r>
-    </w:p>
-    <w:p>
-      <w:pPr>
-        <w:jc w:val="both"/>
-        <w:rPr>
-          <w:rFonts w:cs="Carlito"/>
-          <w:sz w:val="32"/>
-          <w:szCs w:val="32"/>
-        </w:rPr>
-      </w:pPr>
-      <w:r>
-        <w:rPr>
-          <w:rFonts w:cs="Carlito"/>
-          <w:sz w:val="32"/>
-          <w:szCs w:val="32"/>
-        </w:rPr>
-        <w:t xml:space="preserve"># </w:t>
-      </w:r>
-      <w:r>
-        <w:rPr>
-          <w:rFonts w:cs="Carlito"/>
-          <w:sz w:val="32"/>
-          <w:szCs w:val="32"/>
-        </w:rPr>
-        <w:t>The Factory pattern says “Don’t let the client create objects directly. Let a factory produce the correct object”</w:t>
-      </w:r>
-    </w:p>
-    <w:p>
-      <w:pPr>
-        <w:jc w:val="both"/>
-        <w:rPr>
-          <w:rFonts w:cs="Carlito"/>
-          <w:sz w:val="32"/>
-          <w:szCs w:val="32"/>
-        </w:rPr>
-      </w:pPr>
-      <w:r>
-        <w:rPr>
-          <w:rFonts w:cs="Carlito"/>
-          <w:sz w:val="32"/>
-          <w:szCs w:val="32"/>
-        </w:rPr>
-        <w:t># Create the classes for each payment method then create a Factory class which will have a static method (</w:t>
-      </w:r>
-      <w:r>
-        <w:rPr>
-          <w:rFonts w:cs="Carlito"/>
-          <w:b/>
-          <w:bCs/>
-          <w:sz w:val="32"/>
-          <w:szCs w:val="32"/>
-        </w:rPr>
-        <w:t>@staticmethod</w:t>
-      </w:r>
-      <w:r>
-        <w:rPr>
-          <w:rFonts w:cs="Carlito"/>
-          <w:sz w:val="32"/>
-          <w:szCs w:val="32"/>
-        </w:rPr>
-        <w:t xml:space="preserve">) </w:t>
+        <w:t xml:space="preserve"> </w:t>
+      </w:r>
+      <w:proofErr w:type="spellStart"/>
+      <w:r>
+        <w:rPr>
+          <w:rFonts w:cs="Carlito"/>
+          <w:b/>
+          <w:bCs/>
+          <w:color w:val="D86DCB" w:themeColor="accent5" w:themeTint="99"/>
+          <w:sz w:val="32"/>
+          <w:szCs w:val="32"/>
+        </w:rPr>
+        <w:t>payment_type</w:t>
+      </w:r>
+      <w:proofErr w:type="spellEnd"/>
+      <w:r>
+        <w:rPr>
+          <w:rFonts w:cs="Carlito"/>
+          <w:b/>
+          <w:bCs/>
+          <w:color w:val="D86DCB" w:themeColor="accent5" w:themeTint="99"/>
+          <w:sz w:val="32"/>
+          <w:szCs w:val="32"/>
+        </w:rPr>
+        <w:t xml:space="preserve"> == "</w:t>
+      </w:r>
+      <w:proofErr w:type="spellStart"/>
+      <w:r>
+        <w:rPr>
+          <w:rFonts w:cs="Carlito"/>
+          <w:b/>
+          <w:bCs/>
+          <w:color w:val="D86DCB" w:themeColor="accent5" w:themeTint="99"/>
+          <w:sz w:val="32"/>
+          <w:szCs w:val="32"/>
+        </w:rPr>
+        <w:t>nagad</w:t>
+      </w:r>
+      <w:proofErr w:type="spellEnd"/>
+      <w:r>
+        <w:rPr>
+          <w:rFonts w:cs="Carlito"/>
+          <w:b/>
+          <w:bCs/>
+          <w:color w:val="D86DCB" w:themeColor="accent5" w:themeTint="99"/>
+          <w:sz w:val="32"/>
+          <w:szCs w:val="32"/>
+        </w:rPr>
+        <w:t>":</w:t>
+      </w:r>
+    </w:p>
+    <w:p>
+      <w:pPr>
+        <w:jc w:val="both"/>
+        <w:rPr>
+          <w:rFonts w:cs="Carlito"/>
+          <w:b/>
+          <w:bCs/>
+          <w:color w:val="D86DCB" w:themeColor="accent5" w:themeTint="99"/>
+          <w:sz w:val="32"/>
+          <w:szCs w:val="32"/>
+        </w:rPr>
+      </w:pPr>
+      <w:r>
+        <w:rPr>
+          <w:rFonts w:cs="Carlito"/>
+          <w:b/>
+          <w:bCs/>
+          <w:color w:val="D86DCB" w:themeColor="accent5" w:themeTint="99"/>
+          <w:sz w:val="32"/>
+          <w:szCs w:val="32"/>
+        </w:rPr>
+        <w:t xml:space="preserve">            return </w:t>
       </w:r>
       <w:proofErr w:type="gramStart"/>
       <w:r>
@@ -13988,886 +14574,11 @@
           <w:rFonts w:cs="Carlito"/>
           <w:b/>
           <w:bCs/>
-          <w:sz w:val="32"/>
-          <w:szCs w:val="32"/>
-        </w:rPr>
-        <w:t>create(</w:t>
-      </w:r>
-      <w:proofErr w:type="gramEnd"/>
-      <w:r>
-        <w:rPr>
-          <w:rFonts w:cs="Carlito"/>
-          <w:b/>
-          <w:bCs/>
-          <w:sz w:val="32"/>
-          <w:szCs w:val="32"/>
-        </w:rPr>
-        <w:t>)</w:t>
-      </w:r>
-      <w:r>
-        <w:rPr>
-          <w:rFonts w:cs="Carlito"/>
-          <w:sz w:val="32"/>
-          <w:szCs w:val="32"/>
-        </w:rPr>
-        <w:t xml:space="preserve"> that acts as a constructor</w:t>
-      </w:r>
-    </w:p>
-    <w:p>
-      <w:pPr>
-        <w:jc w:val="both"/>
-        <w:rPr>
-          <w:rFonts w:cs="Carlito"/>
-          <w:sz w:val="32"/>
-          <w:szCs w:val="32"/>
-        </w:rPr>
-      </w:pPr>
-      <w:r>
-        <w:rPr>
-          <w:rFonts w:cs="Carlito"/>
-          <w:sz w:val="32"/>
-          <w:szCs w:val="32"/>
-        </w:rPr>
-        <w:t># And based on the passed argument (</w:t>
-      </w:r>
-      <w:proofErr w:type="spellStart"/>
-      <w:r>
-        <w:rPr>
-          <w:rFonts w:cs="Carlito"/>
-          <w:b/>
-          <w:bCs/>
-          <w:sz w:val="32"/>
-          <w:szCs w:val="32"/>
-        </w:rPr>
-        <w:t>payment_type</w:t>
-      </w:r>
-      <w:proofErr w:type="spellEnd"/>
-      <w:r>
-        <w:rPr>
-          <w:rFonts w:cs="Carlito"/>
-          <w:b/>
-          <w:bCs/>
-          <w:sz w:val="32"/>
-          <w:szCs w:val="32"/>
-        </w:rPr>
-        <w:t>)</w:t>
-      </w:r>
-      <w:r>
-        <w:rPr>
-          <w:rFonts w:cs="Carlito"/>
-          <w:sz w:val="32"/>
-          <w:szCs w:val="32"/>
-        </w:rPr>
-        <w:t xml:space="preserve"> returns an instance of the payment method </w:t>
-      </w:r>
-      <w:r>
-        <w:rPr>
-          <w:rFonts w:cs="Carlito"/>
-          <w:b/>
-          <w:bCs/>
-          <w:sz w:val="32"/>
-          <w:szCs w:val="32"/>
-        </w:rPr>
-        <w:t>(</w:t>
-      </w:r>
-      <w:proofErr w:type="spellStart"/>
-      <w:r>
-        <w:rPr>
-          <w:rFonts w:cs="Carlito"/>
-          <w:b/>
-          <w:bCs/>
-          <w:sz w:val="32"/>
-          <w:szCs w:val="32"/>
-        </w:rPr>
-        <w:t>Bkash</w:t>
-      </w:r>
-      <w:proofErr w:type="spellEnd"/>
-      <w:r>
-        <w:rPr>
-          <w:rFonts w:cs="Carlito"/>
-          <w:sz w:val="32"/>
-          <w:szCs w:val="32"/>
-        </w:rPr>
-        <w:t xml:space="preserve"> or </w:t>
-      </w:r>
-      <w:proofErr w:type="spellStart"/>
-      <w:r>
-        <w:rPr>
-          <w:rFonts w:cs="Carlito"/>
-          <w:b/>
-          <w:bCs/>
-          <w:sz w:val="32"/>
-          <w:szCs w:val="32"/>
-        </w:rPr>
-        <w:t>Nagad</w:t>
-      </w:r>
-      <w:proofErr w:type="spellEnd"/>
-      <w:r>
-        <w:rPr>
-          <w:rFonts w:cs="Carlito"/>
-          <w:sz w:val="32"/>
-          <w:szCs w:val="32"/>
-        </w:rPr>
-        <w:t>). So now the client doesn’t know how the object is created</w:t>
-      </w:r>
-    </w:p>
-    <w:p>
-      <w:pPr>
-        <w:jc w:val="both"/>
-        <w:rPr>
-          <w:rFonts w:cs="Carlito"/>
-          <w:b/>
-          <w:bCs/>
-          <w:color w:val="D86DCB" w:themeColor="accent5" w:themeTint="99"/>
-          <w:sz w:val="32"/>
-          <w:szCs w:val="32"/>
-        </w:rPr>
-      </w:pPr>
-      <w:r>
-        <w:rPr>
-          <w:rFonts w:cs="Carlito"/>
-          <w:b/>
-          <w:bCs/>
-          <w:color w:val="D86DCB" w:themeColor="accent5" w:themeTint="99"/>
-          <w:sz w:val="32"/>
-          <w:szCs w:val="32"/>
-        </w:rPr>
-        <w:t xml:space="preserve">class </w:t>
-      </w:r>
-      <w:proofErr w:type="spellStart"/>
-      <w:r>
-        <w:rPr>
-          <w:rFonts w:cs="Carlito"/>
-          <w:b/>
-          <w:bCs/>
-          <w:color w:val="D86DCB" w:themeColor="accent5" w:themeTint="99"/>
-          <w:sz w:val="32"/>
-          <w:szCs w:val="32"/>
-        </w:rPr>
-        <w:t>BKash</w:t>
-      </w:r>
-      <w:proofErr w:type="spellEnd"/>
-      <w:r>
-        <w:rPr>
-          <w:rFonts w:cs="Carlito"/>
-          <w:b/>
-          <w:bCs/>
-          <w:color w:val="D86DCB" w:themeColor="accent5" w:themeTint="99"/>
-          <w:sz w:val="32"/>
-          <w:szCs w:val="32"/>
-        </w:rPr>
-        <w:t>:</w:t>
-      </w:r>
-    </w:p>
-    <w:p>
-      <w:pPr>
-        <w:jc w:val="both"/>
-        <w:rPr>
-          <w:rFonts w:cs="Carlito"/>
-          <w:b/>
-          <w:bCs/>
-          <w:color w:val="D86DCB" w:themeColor="accent5" w:themeTint="99"/>
-          <w:sz w:val="32"/>
-          <w:szCs w:val="32"/>
-        </w:rPr>
-      </w:pPr>
-      <w:r>
-        <w:rPr>
-          <w:rFonts w:cs="Carlito"/>
-          <w:b/>
-          <w:bCs/>
-          <w:color w:val="D86DCB" w:themeColor="accent5" w:themeTint="99"/>
-          <w:sz w:val="32"/>
-          <w:szCs w:val="32"/>
-        </w:rPr>
-        <w:t xml:space="preserve">    def </w:t>
-      </w:r>
-      <w:proofErr w:type="spellStart"/>
-      <w:r>
-        <w:rPr>
-          <w:rFonts w:cs="Carlito"/>
-          <w:b/>
-          <w:bCs/>
-          <w:color w:val="D86DCB" w:themeColor="accent5" w:themeTint="99"/>
-          <w:sz w:val="32"/>
-          <w:szCs w:val="32"/>
-        </w:rPr>
-        <w:t>cash_out_rate</w:t>
-      </w:r>
-      <w:proofErr w:type="spellEnd"/>
-      <w:r>
-        <w:rPr>
-          <w:rFonts w:cs="Carlito"/>
-          <w:b/>
-          <w:bCs/>
-          <w:color w:val="D86DCB" w:themeColor="accent5" w:themeTint="99"/>
-          <w:sz w:val="32"/>
-          <w:szCs w:val="32"/>
-        </w:rPr>
-        <w:t>(self):</w:t>
-      </w:r>
-    </w:p>
-    <w:p>
-      <w:pPr>
-        <w:jc w:val="both"/>
-        <w:rPr>
-          <w:rFonts w:cs="Carlito"/>
-          <w:b/>
-          <w:bCs/>
-          <w:color w:val="D86DCB" w:themeColor="accent5" w:themeTint="99"/>
-          <w:sz w:val="32"/>
-          <w:szCs w:val="32"/>
-        </w:rPr>
-      </w:pPr>
-      <w:r>
-        <w:rPr>
-          <w:rFonts w:cs="Carlito"/>
-          <w:b/>
-          <w:bCs/>
-          <w:color w:val="D86DCB" w:themeColor="accent5" w:themeTint="99"/>
-          <w:sz w:val="32"/>
-          <w:szCs w:val="32"/>
-        </w:rPr>
-        <w:lastRenderedPageBreak/>
-        <w:t xml:space="preserve">        </w:t>
-      </w:r>
-      <w:proofErr w:type="gramStart"/>
-      <w:r>
-        <w:rPr>
-          <w:rFonts w:cs="Carlito"/>
-          <w:b/>
-          <w:bCs/>
-          <w:color w:val="D86DCB" w:themeColor="accent5" w:themeTint="99"/>
-          <w:sz w:val="32"/>
-          <w:szCs w:val="32"/>
-        </w:rPr>
-        <w:t>print(</w:t>
-      </w:r>
-      <w:proofErr w:type="gramEnd"/>
-      <w:r>
-        <w:rPr>
-          <w:rFonts w:cs="Carlito"/>
-          <w:b/>
-          <w:bCs/>
-          <w:color w:val="D86DCB" w:themeColor="accent5" w:themeTint="99"/>
-          <w:sz w:val="32"/>
-          <w:szCs w:val="32"/>
-        </w:rPr>
-        <w:t>"18 BDT per 1000")</w:t>
-      </w:r>
-    </w:p>
-    <w:p>
-      <w:pPr>
-        <w:jc w:val="both"/>
-        <w:rPr>
-          <w:rFonts w:cs="Carlito"/>
-          <w:b/>
-          <w:bCs/>
-          <w:color w:val="D86DCB" w:themeColor="accent5" w:themeTint="99"/>
-          <w:sz w:val="32"/>
-          <w:szCs w:val="32"/>
-        </w:rPr>
-      </w:pPr>
-      <w:r>
-        <w:rPr>
-          <w:rFonts w:cs="Carlito"/>
-          <w:b/>
-          <w:bCs/>
-          <w:color w:val="D86DCB" w:themeColor="accent5" w:themeTint="99"/>
-          <w:sz w:val="32"/>
-          <w:szCs w:val="32"/>
-        </w:rPr>
-        <w:t xml:space="preserve">        </w:t>
-      </w:r>
-    </w:p>
-    <w:p>
-      <w:pPr>
-        <w:jc w:val="both"/>
-        <w:rPr>
-          <w:rFonts w:cs="Carlito"/>
-          <w:b/>
-          <w:bCs/>
-          <w:color w:val="D86DCB" w:themeColor="accent5" w:themeTint="99"/>
-          <w:sz w:val="32"/>
-          <w:szCs w:val="32"/>
-        </w:rPr>
-      </w:pPr>
-      <w:r>
-        <w:rPr>
-          <w:rFonts w:cs="Carlito"/>
-          <w:b/>
-          <w:bCs/>
-          <w:color w:val="D86DCB" w:themeColor="accent5" w:themeTint="99"/>
-          <w:sz w:val="32"/>
-          <w:szCs w:val="32"/>
-        </w:rPr>
-        <w:t xml:space="preserve">class </w:t>
-      </w:r>
-      <w:proofErr w:type="spellStart"/>
-      <w:r>
-        <w:rPr>
-          <w:rFonts w:cs="Carlito"/>
-          <w:b/>
-          <w:bCs/>
-          <w:color w:val="D86DCB" w:themeColor="accent5" w:themeTint="99"/>
-          <w:sz w:val="32"/>
-          <w:szCs w:val="32"/>
-        </w:rPr>
-        <w:t>Nagad</w:t>
-      </w:r>
-      <w:proofErr w:type="spellEnd"/>
-      <w:r>
-        <w:rPr>
-          <w:rFonts w:cs="Carlito"/>
-          <w:b/>
-          <w:bCs/>
-          <w:color w:val="D86DCB" w:themeColor="accent5" w:themeTint="99"/>
-          <w:sz w:val="32"/>
-          <w:szCs w:val="32"/>
-        </w:rPr>
-        <w:t>:</w:t>
-      </w:r>
-    </w:p>
-    <w:p>
-      <w:pPr>
-        <w:jc w:val="both"/>
-        <w:rPr>
-          <w:rFonts w:cs="Carlito"/>
-          <w:b/>
-          <w:bCs/>
-          <w:color w:val="D86DCB" w:themeColor="accent5" w:themeTint="99"/>
-          <w:sz w:val="32"/>
-          <w:szCs w:val="32"/>
-        </w:rPr>
-      </w:pPr>
-      <w:r>
-        <w:rPr>
-          <w:rFonts w:cs="Carlito"/>
-          <w:b/>
-          <w:bCs/>
-          <w:color w:val="D86DCB" w:themeColor="accent5" w:themeTint="99"/>
-          <w:sz w:val="32"/>
-          <w:szCs w:val="32"/>
-        </w:rPr>
-        <w:t xml:space="preserve">    def </w:t>
-      </w:r>
-      <w:proofErr w:type="spellStart"/>
-      <w:r>
-        <w:rPr>
-          <w:rFonts w:cs="Carlito"/>
-          <w:b/>
-          <w:bCs/>
-          <w:color w:val="D86DCB" w:themeColor="accent5" w:themeTint="99"/>
-          <w:sz w:val="32"/>
-          <w:szCs w:val="32"/>
-        </w:rPr>
-        <w:t>cash_out_rate</w:t>
-      </w:r>
-      <w:proofErr w:type="spellEnd"/>
-      <w:r>
-        <w:rPr>
-          <w:rFonts w:cs="Carlito"/>
-          <w:b/>
-          <w:bCs/>
-          <w:color w:val="D86DCB" w:themeColor="accent5" w:themeTint="99"/>
-          <w:sz w:val="32"/>
-          <w:szCs w:val="32"/>
-        </w:rPr>
-        <w:t>(self):</w:t>
-      </w:r>
-    </w:p>
-    <w:p>
-      <w:pPr>
-        <w:jc w:val="both"/>
-        <w:rPr>
-          <w:rFonts w:cs="Carlito"/>
-          <w:b/>
-          <w:bCs/>
-          <w:color w:val="D86DCB" w:themeColor="accent5" w:themeTint="99"/>
-          <w:sz w:val="32"/>
-          <w:szCs w:val="32"/>
-        </w:rPr>
-      </w:pPr>
-      <w:r>
-        <w:rPr>
-          <w:rFonts w:cs="Carlito"/>
-          <w:b/>
-          <w:bCs/>
-          <w:color w:val="D86DCB" w:themeColor="accent5" w:themeTint="99"/>
-          <w:sz w:val="32"/>
-          <w:szCs w:val="32"/>
-        </w:rPr>
-        <w:t xml:space="preserve">        </w:t>
-      </w:r>
-      <w:proofErr w:type="gramStart"/>
-      <w:r>
-        <w:rPr>
-          <w:rFonts w:cs="Carlito"/>
-          <w:b/>
-          <w:bCs/>
-          <w:color w:val="D86DCB" w:themeColor="accent5" w:themeTint="99"/>
-          <w:sz w:val="32"/>
-          <w:szCs w:val="32"/>
-        </w:rPr>
-        <w:t>print(</w:t>
-      </w:r>
-      <w:proofErr w:type="gramEnd"/>
-      <w:r>
-        <w:rPr>
-          <w:rFonts w:cs="Carlito"/>
-          <w:b/>
-          <w:bCs/>
-          <w:color w:val="D86DCB" w:themeColor="accent5" w:themeTint="99"/>
-          <w:sz w:val="32"/>
-          <w:szCs w:val="32"/>
-        </w:rPr>
-        <w:t>"10 BDT per 1000")</w:t>
-      </w:r>
-    </w:p>
-    <w:p>
-      <w:pPr>
-        <w:jc w:val="both"/>
-        <w:rPr>
-          <w:rFonts w:cs="Carlito"/>
-          <w:b/>
-          <w:bCs/>
-          <w:color w:val="D86DCB" w:themeColor="accent5" w:themeTint="99"/>
-          <w:sz w:val="32"/>
-          <w:szCs w:val="32"/>
-        </w:rPr>
-      </w:pPr>
-      <w:r>
-        <w:rPr>
-          <w:rFonts w:cs="Carlito"/>
-          <w:b/>
-          <w:bCs/>
-          <w:color w:val="D86DCB" w:themeColor="accent5" w:themeTint="99"/>
-          <w:sz w:val="32"/>
-          <w:szCs w:val="32"/>
-        </w:rPr>
-        <w:t xml:space="preserve">        </w:t>
-      </w:r>
-    </w:p>
-    <w:p>
-      <w:pPr>
-        <w:jc w:val="both"/>
-        <w:rPr>
-          <w:rFonts w:cs="Carlito"/>
-          <w:b/>
-          <w:bCs/>
-          <w:color w:val="D86DCB" w:themeColor="accent5" w:themeTint="99"/>
-          <w:sz w:val="32"/>
-          <w:szCs w:val="32"/>
-        </w:rPr>
-      </w:pPr>
-      <w:r>
-        <w:rPr>
-          <w:rFonts w:cs="Carlito"/>
-          <w:b/>
-          <w:bCs/>
-          <w:color w:val="D86DCB" w:themeColor="accent5" w:themeTint="99"/>
-          <w:sz w:val="32"/>
-          <w:szCs w:val="32"/>
-        </w:rPr>
-        <w:t xml:space="preserve">class </w:t>
-      </w:r>
-      <w:proofErr w:type="spellStart"/>
-      <w:r>
-        <w:rPr>
-          <w:rFonts w:cs="Carlito"/>
-          <w:b/>
-          <w:bCs/>
-          <w:color w:val="D86DCB" w:themeColor="accent5" w:themeTint="99"/>
-          <w:sz w:val="32"/>
-          <w:szCs w:val="32"/>
-        </w:rPr>
-        <w:t>PaymentFactory</w:t>
-      </w:r>
-      <w:proofErr w:type="spellEnd"/>
-      <w:r>
-        <w:rPr>
-          <w:rFonts w:cs="Carlito"/>
-          <w:b/>
-          <w:bCs/>
-          <w:color w:val="D86DCB" w:themeColor="accent5" w:themeTint="99"/>
-          <w:sz w:val="32"/>
-          <w:szCs w:val="32"/>
-        </w:rPr>
-        <w:t>:</w:t>
-      </w:r>
-    </w:p>
-    <w:p>
-      <w:pPr>
-        <w:jc w:val="both"/>
-        <w:rPr>
-          <w:rFonts w:cs="Carlito"/>
-          <w:b/>
-          <w:bCs/>
-          <w:color w:val="D86DCB" w:themeColor="accent5" w:themeTint="99"/>
-          <w:sz w:val="32"/>
-          <w:szCs w:val="32"/>
-        </w:rPr>
-      </w:pPr>
-      <w:r>
-        <w:rPr>
-          <w:rFonts w:cs="Carlito"/>
-          <w:b/>
-          <w:bCs/>
-          <w:color w:val="D86DCB" w:themeColor="accent5" w:themeTint="99"/>
-          <w:sz w:val="32"/>
-          <w:szCs w:val="32"/>
-        </w:rPr>
-        <w:t xml:space="preserve">    </w:t>
-      </w:r>
-    </w:p>
-    <w:p>
-      <w:pPr>
-        <w:jc w:val="both"/>
-        <w:rPr>
-          <w:rFonts w:cs="Carlito"/>
-          <w:b/>
-          <w:bCs/>
-          <w:color w:val="D86DCB" w:themeColor="accent5" w:themeTint="99"/>
-          <w:sz w:val="32"/>
-          <w:szCs w:val="32"/>
-        </w:rPr>
-      </w:pPr>
-      <w:r>
-        <w:rPr>
-          <w:rFonts w:cs="Carlito"/>
-          <w:b/>
-          <w:bCs/>
-          <w:color w:val="D86DCB" w:themeColor="accent5" w:themeTint="99"/>
-          <w:sz w:val="32"/>
-          <w:szCs w:val="32"/>
-        </w:rPr>
-        <w:t xml:space="preserve">    @staticmethod</w:t>
-      </w:r>
-    </w:p>
-    <w:p>
-      <w:pPr>
-        <w:jc w:val="both"/>
-        <w:rPr>
-          <w:rFonts w:cs="Carlito"/>
-          <w:b/>
-          <w:bCs/>
-          <w:color w:val="D86DCB" w:themeColor="accent5" w:themeTint="99"/>
-          <w:sz w:val="32"/>
-          <w:szCs w:val="32"/>
-        </w:rPr>
-      </w:pPr>
-      <w:r>
-        <w:rPr>
-          <w:rFonts w:cs="Carlito"/>
-          <w:b/>
-          <w:bCs/>
-          <w:color w:val="D86DCB" w:themeColor="accent5" w:themeTint="99"/>
-          <w:sz w:val="32"/>
-          <w:szCs w:val="32"/>
-        </w:rPr>
-        <w:t xml:space="preserve">    def create(</w:t>
-      </w:r>
-      <w:proofErr w:type="spellStart"/>
-      <w:r>
-        <w:rPr>
-          <w:rFonts w:cs="Carlito"/>
-          <w:b/>
-          <w:bCs/>
-          <w:color w:val="D86DCB" w:themeColor="accent5" w:themeTint="99"/>
-          <w:sz w:val="32"/>
-          <w:szCs w:val="32"/>
-        </w:rPr>
-        <w:t>payment_type</w:t>
-      </w:r>
-      <w:proofErr w:type="spellEnd"/>
-      <w:r>
-        <w:rPr>
-          <w:rFonts w:cs="Carlito"/>
-          <w:b/>
-          <w:bCs/>
-          <w:color w:val="D86DCB" w:themeColor="accent5" w:themeTint="99"/>
-          <w:sz w:val="32"/>
-          <w:szCs w:val="32"/>
-        </w:rPr>
-        <w:t>):</w:t>
-      </w:r>
-    </w:p>
-    <w:p>
-      <w:pPr>
-        <w:jc w:val="both"/>
-        <w:rPr>
-          <w:rFonts w:cs="Carlito"/>
-          <w:b/>
-          <w:bCs/>
-          <w:color w:val="D86DCB" w:themeColor="accent5" w:themeTint="99"/>
-          <w:sz w:val="32"/>
-          <w:szCs w:val="32"/>
-        </w:rPr>
-      </w:pPr>
-      <w:r>
-        <w:rPr>
-          <w:rFonts w:cs="Carlito"/>
-          <w:b/>
-          <w:bCs/>
-          <w:color w:val="D86DCB" w:themeColor="accent5" w:themeTint="99"/>
-          <w:sz w:val="32"/>
-          <w:szCs w:val="32"/>
-        </w:rPr>
-        <w:t xml:space="preserve">        if </w:t>
-      </w:r>
-      <w:proofErr w:type="spellStart"/>
-      <w:r>
-        <w:rPr>
-          <w:rFonts w:cs="Carlito"/>
-          <w:b/>
-          <w:bCs/>
-          <w:color w:val="D86DCB" w:themeColor="accent5" w:themeTint="99"/>
-          <w:sz w:val="32"/>
-          <w:szCs w:val="32"/>
-        </w:rPr>
-        <w:t>payment_type</w:t>
-      </w:r>
-      <w:proofErr w:type="spellEnd"/>
-      <w:r>
-        <w:rPr>
-          <w:rFonts w:cs="Carlito"/>
-          <w:b/>
-          <w:bCs/>
-          <w:color w:val="D86DCB" w:themeColor="accent5" w:themeTint="99"/>
-          <w:sz w:val="32"/>
-          <w:szCs w:val="32"/>
-        </w:rPr>
-        <w:t xml:space="preserve"> == "</w:t>
-      </w:r>
-      <w:proofErr w:type="spellStart"/>
-      <w:r>
-        <w:rPr>
-          <w:rFonts w:cs="Carlito"/>
-          <w:b/>
-          <w:bCs/>
-          <w:color w:val="D86DCB" w:themeColor="accent5" w:themeTint="99"/>
-          <w:sz w:val="32"/>
-          <w:szCs w:val="32"/>
-        </w:rPr>
-        <w:t>bkash</w:t>
-      </w:r>
-      <w:proofErr w:type="spellEnd"/>
-      <w:r>
-        <w:rPr>
-          <w:rFonts w:cs="Carlito"/>
-          <w:b/>
-          <w:bCs/>
-          <w:color w:val="D86DCB" w:themeColor="accent5" w:themeTint="99"/>
-          <w:sz w:val="32"/>
-          <w:szCs w:val="32"/>
-        </w:rPr>
-        <w:t>":</w:t>
-      </w:r>
-    </w:p>
-    <w:p>
-      <w:pPr>
-        <w:jc w:val="both"/>
-        <w:rPr>
-          <w:rFonts w:cs="Carlito"/>
-          <w:b/>
-          <w:bCs/>
-          <w:color w:val="D86DCB" w:themeColor="accent5" w:themeTint="99"/>
-          <w:sz w:val="32"/>
-          <w:szCs w:val="32"/>
-        </w:rPr>
-      </w:pPr>
-      <w:r>
-        <w:rPr>
-          <w:rFonts w:cs="Carlito"/>
-          <w:b/>
-          <w:bCs/>
-          <w:color w:val="D86DCB" w:themeColor="accent5" w:themeTint="99"/>
-          <w:sz w:val="32"/>
-          <w:szCs w:val="32"/>
-        </w:rPr>
-        <w:t xml:space="preserve">            return </w:t>
-      </w:r>
-      <w:proofErr w:type="spellStart"/>
-      <w:proofErr w:type="gramStart"/>
-      <w:r>
-        <w:rPr>
-          <w:rFonts w:cs="Carlito"/>
-          <w:b/>
-          <w:bCs/>
-          <w:color w:val="D86DCB" w:themeColor="accent5" w:themeTint="99"/>
-          <w:sz w:val="32"/>
-          <w:szCs w:val="32"/>
-        </w:rPr>
-        <w:t>BKash</w:t>
-      </w:r>
-      <w:proofErr w:type="spellEnd"/>
-      <w:r>
-        <w:rPr>
-          <w:rFonts w:cs="Carlito"/>
-          <w:b/>
-          <w:bCs/>
-          <w:color w:val="D86DCB" w:themeColor="accent5" w:themeTint="99"/>
-          <w:sz w:val="32"/>
-          <w:szCs w:val="32"/>
-        </w:rPr>
-        <w:t>(</w:t>
-      </w:r>
-      <w:proofErr w:type="gramEnd"/>
-      <w:r>
-        <w:rPr>
-          <w:rFonts w:cs="Carlito"/>
-          <w:b/>
-          <w:bCs/>
-          <w:color w:val="D86DCB" w:themeColor="accent5" w:themeTint="99"/>
-          <w:sz w:val="32"/>
-          <w:szCs w:val="32"/>
-        </w:rPr>
-        <w:t>)</w:t>
-      </w:r>
-    </w:p>
-    <w:p>
-      <w:pPr>
-        <w:jc w:val="both"/>
-        <w:rPr>
-          <w:rFonts w:cs="Carlito"/>
-          <w:b/>
-          <w:bCs/>
-          <w:color w:val="D86DCB" w:themeColor="accent5" w:themeTint="99"/>
-          <w:sz w:val="32"/>
-          <w:szCs w:val="32"/>
-        </w:rPr>
-      </w:pPr>
-      <w:r>
-        <w:rPr>
-          <w:rFonts w:cs="Carlito"/>
-          <w:b/>
-          <w:bCs/>
-          <w:color w:val="D86DCB" w:themeColor="accent5" w:themeTint="99"/>
-          <w:sz w:val="32"/>
-          <w:szCs w:val="32"/>
-        </w:rPr>
-        <w:t xml:space="preserve">        </w:t>
-      </w:r>
-      <w:proofErr w:type="spellStart"/>
-      <w:r>
-        <w:rPr>
-          <w:rFonts w:cs="Carlito"/>
-          <w:b/>
-          <w:bCs/>
-          <w:color w:val="D86DCB" w:themeColor="accent5" w:themeTint="99"/>
-          <w:sz w:val="32"/>
-          <w:szCs w:val="32"/>
-        </w:rPr>
-        <w:t>elif</w:t>
-      </w:r>
-      <w:proofErr w:type="spellEnd"/>
-      <w:r>
-        <w:rPr>
-          <w:rFonts w:cs="Carlito"/>
-          <w:b/>
-          <w:bCs/>
-          <w:color w:val="D86DCB" w:themeColor="accent5" w:themeTint="99"/>
-          <w:sz w:val="32"/>
-          <w:szCs w:val="32"/>
-        </w:rPr>
-        <w:t xml:space="preserve"> </w:t>
-      </w:r>
-      <w:proofErr w:type="spellStart"/>
-      <w:r>
-        <w:rPr>
-          <w:rFonts w:cs="Carlito"/>
-          <w:b/>
-          <w:bCs/>
-          <w:color w:val="D86DCB" w:themeColor="accent5" w:themeTint="99"/>
-          <w:sz w:val="32"/>
-          <w:szCs w:val="32"/>
-        </w:rPr>
-        <w:t>payment_type</w:t>
-      </w:r>
-      <w:proofErr w:type="spellEnd"/>
-      <w:r>
-        <w:rPr>
-          <w:rFonts w:cs="Carlito"/>
-          <w:b/>
-          <w:bCs/>
-          <w:color w:val="D86DCB" w:themeColor="accent5" w:themeTint="99"/>
-          <w:sz w:val="32"/>
-          <w:szCs w:val="32"/>
-        </w:rPr>
-        <w:t xml:space="preserve"> == "</w:t>
-      </w:r>
-      <w:proofErr w:type="spellStart"/>
-      <w:r>
-        <w:rPr>
-          <w:rFonts w:cs="Carlito"/>
-          <w:b/>
-          <w:bCs/>
-          <w:color w:val="D86DCB" w:themeColor="accent5" w:themeTint="99"/>
-          <w:sz w:val="32"/>
-          <w:szCs w:val="32"/>
-        </w:rPr>
-        <w:t>nagad</w:t>
-      </w:r>
-      <w:proofErr w:type="spellEnd"/>
-      <w:r>
-        <w:rPr>
-          <w:rFonts w:cs="Carlito"/>
-          <w:b/>
-          <w:bCs/>
-          <w:color w:val="D86DCB" w:themeColor="accent5" w:themeTint="99"/>
-          <w:sz w:val="32"/>
-          <w:szCs w:val="32"/>
-        </w:rPr>
-        <w:t>":</w:t>
-      </w:r>
-    </w:p>
-    <w:p>
-      <w:pPr>
-        <w:jc w:val="both"/>
-        <w:rPr>
-          <w:rFonts w:cs="Carlito"/>
-          <w:b/>
-          <w:bCs/>
-          <w:color w:val="D86DCB" w:themeColor="accent5" w:themeTint="99"/>
-          <w:sz w:val="32"/>
-          <w:szCs w:val="32"/>
-        </w:rPr>
-      </w:pPr>
-      <w:r>
-        <w:rPr>
-          <w:rFonts w:cs="Carlito"/>
-          <w:b/>
-          <w:bCs/>
-          <w:color w:val="D86DCB" w:themeColor="accent5" w:themeTint="99"/>
-          <w:sz w:val="32"/>
-          <w:szCs w:val="32"/>
-        </w:rPr>
-        <w:t xml:space="preserve">            return </w:t>
-      </w:r>
-      <w:proofErr w:type="spellStart"/>
-      <w:proofErr w:type="gramStart"/>
-      <w:r>
-        <w:rPr>
-          <w:rFonts w:cs="Carlito"/>
-          <w:b/>
-          <w:bCs/>
-          <w:color w:val="D86DCB" w:themeColor="accent5" w:themeTint="99"/>
-          <w:sz w:val="32"/>
-          <w:szCs w:val="32"/>
-        </w:rPr>
-        <w:t>Nagad</w:t>
-      </w:r>
-      <w:proofErr w:type="spellEnd"/>
-      <w:r>
-        <w:rPr>
-          <w:rFonts w:cs="Carlito"/>
-          <w:b/>
-          <w:bCs/>
-          <w:color w:val="D86DCB" w:themeColor="accent5" w:themeTint="99"/>
-          <w:sz w:val="32"/>
-          <w:szCs w:val="32"/>
-        </w:rPr>
-        <w:t>(</w:t>
+          <w:color w:val="D86DCB" w:themeColor="accent5" w:themeTint="99"/>
+          <w:sz w:val="32"/>
+          <w:szCs w:val="32"/>
+        </w:rPr>
+        <w:t>Nagad(</w:t>
       </w:r>
       <w:proofErr w:type="gramEnd"/>
       <w:r>
@@ -15176,7 +14887,6 @@
           <w:sz w:val="32"/>
           <w:szCs w:val="32"/>
         </w:rPr>
-        <w:lastRenderedPageBreak/>
         <w:t>which chef</w:t>
       </w:r>
     </w:p>
@@ -15372,6 +15082,7 @@
           <w:sz w:val="28"/>
           <w:szCs w:val="28"/>
         </w:rPr>
+        <w:lastRenderedPageBreak/>
         <w:t xml:space="preserve">     +--&gt; Pizza</w:t>
       </w:r>
     </w:p>
@@ -15416,6 +15127,16 @@
           <w:szCs w:val="32"/>
         </w:rPr>
       </w:pPr>
+    </w:p>
+    <w:p>
+      <w:pPr>
+        <w:jc w:val="both"/>
+        <w:rPr>
+          <w:rFonts w:cs="Carlito"/>
+          <w:sz w:val="32"/>
+          <w:szCs w:val="32"/>
+        </w:rPr>
+      </w:pPr>
       <w:r>
         <w:rPr>
           <w:rFonts w:cs="Carlito"/>
@@ -15889,7 +15610,6 @@
           <w:sz w:val="32"/>
           <w:szCs w:val="32"/>
         </w:rPr>
-        <w:lastRenderedPageBreak/>
         <w:t>// Using factory</w:t>
       </w:r>
     </w:p>
@@ -16373,235 +16093,235 @@
           <w:sz w:val="32"/>
           <w:szCs w:val="32"/>
         </w:rPr>
+        <w:t xml:space="preserve"># Basically, abstract interfacing interchangeable pattern in </w:t>
+      </w:r>
+      <w:r>
+        <w:rPr>
+          <w:rFonts w:cs="Carlito"/>
+          <w:b/>
+          <w:bCs/>
+          <w:sz w:val="32"/>
+          <w:szCs w:val="32"/>
+        </w:rPr>
+        <w:t xml:space="preserve">Flutter </w:t>
+      </w:r>
+      <w:r>
+        <w:rPr>
+          <w:rFonts w:cs="Carlito"/>
+          <w:sz w:val="32"/>
+          <w:szCs w:val="32"/>
+        </w:rPr>
+        <w:t>like exposing functionalities (</w:t>
+      </w:r>
+      <w:proofErr w:type="spellStart"/>
+      <w:r>
+        <w:rPr>
+          <w:rFonts w:cs="Carlito"/>
+          <w:b/>
+          <w:bCs/>
+          <w:sz w:val="32"/>
+          <w:szCs w:val="32"/>
+        </w:rPr>
+        <w:t>CacheService</w:t>
+      </w:r>
+      <w:proofErr w:type="spellEnd"/>
+      <w:r>
+        <w:rPr>
+          <w:rFonts w:cs="Carlito"/>
+          <w:sz w:val="32"/>
+          <w:szCs w:val="32"/>
+        </w:rPr>
+        <w:t>) where underlying mechanisms (</w:t>
+      </w:r>
+      <w:proofErr w:type="spellStart"/>
+      <w:r>
+        <w:rPr>
+          <w:rFonts w:cs="Carlito"/>
+          <w:b/>
+          <w:bCs/>
+          <w:sz w:val="32"/>
+          <w:szCs w:val="32"/>
+        </w:rPr>
+        <w:t>SharedPreferences</w:t>
+      </w:r>
+      <w:proofErr w:type="spellEnd"/>
+      <w:r>
+        <w:rPr>
+          <w:rFonts w:cs="Carlito"/>
+          <w:sz w:val="32"/>
+          <w:szCs w:val="32"/>
+        </w:rPr>
+        <w:t xml:space="preserve"> package) can be swapped out (using </w:t>
+      </w:r>
+      <w:r>
+        <w:rPr>
+          <w:rFonts w:cs="Carlito"/>
+          <w:b/>
+          <w:bCs/>
+          <w:sz w:val="32"/>
+          <w:szCs w:val="32"/>
+        </w:rPr>
+        <w:t>Mocktail</w:t>
+      </w:r>
+      <w:r>
+        <w:rPr>
+          <w:rFonts w:cs="Carlito"/>
+          <w:sz w:val="32"/>
+          <w:szCs w:val="32"/>
+        </w:rPr>
+        <w:t>). Commonly used in Testing</w:t>
+      </w:r>
+    </w:p>
+    <w:p>
+      <w:pPr>
+        <w:jc w:val="both"/>
+        <w:rPr>
+          <w:rFonts w:cs="Carlito"/>
+          <w:sz w:val="32"/>
+          <w:szCs w:val="32"/>
+        </w:rPr>
+      </w:pPr>
+    </w:p>
+    <w:p>
+      <w:pPr>
+        <w:jc w:val="both"/>
+        <w:rPr>
+          <w:rFonts w:cs="Carlito"/>
+          <w:sz w:val="32"/>
+          <w:szCs w:val="32"/>
+        </w:rPr>
+      </w:pPr>
+    </w:p>
+    <w:p>
+      <w:pPr>
+        <w:jc w:val="both"/>
+        <w:rPr>
+          <w:rFonts w:cs="Carlito"/>
+          <w:sz w:val="32"/>
+          <w:szCs w:val="32"/>
+        </w:rPr>
+      </w:pPr>
+      <w:r>
+        <w:rPr>
+          <w:rFonts w:cs="Carlito"/>
+          <w:sz w:val="32"/>
+          <w:szCs w:val="32"/>
+        </w:rPr>
+        <w:t>Why Needed:</w:t>
+      </w:r>
+    </w:p>
+    <w:p>
+      <w:pPr>
+        <w:jc w:val="both"/>
+        <w:rPr>
+          <w:rFonts w:cs="Carlito"/>
+          <w:sz w:val="32"/>
+          <w:szCs w:val="32"/>
+        </w:rPr>
+      </w:pPr>
+      <w:r>
+        <w:rPr>
+          <w:rFonts w:cs="Carlito"/>
+          <w:sz w:val="32"/>
+          <w:szCs w:val="32"/>
+        </w:rPr>
+        <w:t># Instead of writing this:</w:t>
+      </w:r>
+    </w:p>
+    <w:p>
+      <w:pPr>
+        <w:jc w:val="both"/>
+        <w:rPr>
+          <w:rFonts w:cs="Carlito"/>
+          <w:b/>
+          <w:bCs/>
+          <w:color w:val="D86DCB" w:themeColor="accent5" w:themeTint="99"/>
+          <w:sz w:val="32"/>
+          <w:szCs w:val="32"/>
+        </w:rPr>
+      </w:pPr>
+      <w:r>
+        <w:rPr>
+          <w:rFonts w:cs="Carlito"/>
+          <w:b/>
+          <w:bCs/>
+          <w:color w:val="D86DCB" w:themeColor="accent5" w:themeTint="99"/>
+          <w:sz w:val="32"/>
+          <w:szCs w:val="32"/>
+        </w:rPr>
+        <w:t xml:space="preserve">if </w:t>
+      </w:r>
+      <w:proofErr w:type="spellStart"/>
+      <w:r>
+        <w:rPr>
+          <w:rFonts w:cs="Carlito"/>
+          <w:b/>
+          <w:bCs/>
+          <w:color w:val="D86DCB" w:themeColor="accent5" w:themeTint="99"/>
+          <w:sz w:val="32"/>
+          <w:szCs w:val="32"/>
+        </w:rPr>
+        <w:t>payment_type</w:t>
+      </w:r>
+      <w:proofErr w:type="spellEnd"/>
+      <w:r>
+        <w:rPr>
+          <w:rFonts w:cs="Carlito"/>
+          <w:b/>
+          <w:bCs/>
+          <w:color w:val="D86DCB" w:themeColor="accent5" w:themeTint="99"/>
+          <w:sz w:val="32"/>
+          <w:szCs w:val="32"/>
+        </w:rPr>
+        <w:t xml:space="preserve"> == "</w:t>
+      </w:r>
+      <w:proofErr w:type="spellStart"/>
+      <w:r>
+        <w:rPr>
+          <w:rFonts w:cs="Carlito"/>
+          <w:b/>
+          <w:bCs/>
+          <w:color w:val="D86DCB" w:themeColor="accent5" w:themeTint="99"/>
+          <w:sz w:val="32"/>
+          <w:szCs w:val="32"/>
+        </w:rPr>
+        <w:t>bkash</w:t>
+      </w:r>
+      <w:proofErr w:type="spellEnd"/>
+      <w:r>
+        <w:rPr>
+          <w:rFonts w:cs="Carlito"/>
+          <w:b/>
+          <w:bCs/>
+          <w:color w:val="D86DCB" w:themeColor="accent5" w:themeTint="99"/>
+          <w:sz w:val="32"/>
+          <w:szCs w:val="32"/>
+        </w:rPr>
+        <w:t>":</w:t>
+      </w:r>
+    </w:p>
+    <w:p>
+      <w:pPr>
+        <w:jc w:val="both"/>
+        <w:rPr>
+          <w:rFonts w:cs="Carlito"/>
+          <w:b/>
+          <w:bCs/>
+          <w:color w:val="D86DCB" w:themeColor="accent5" w:themeTint="99"/>
+          <w:sz w:val="32"/>
+          <w:szCs w:val="32"/>
+        </w:rPr>
+      </w:pPr>
+      <w:r>
+        <w:rPr>
+          <w:rFonts w:cs="Carlito"/>
+          <w:b/>
+          <w:bCs/>
+          <w:color w:val="D86DCB" w:themeColor="accent5" w:themeTint="99"/>
+          <w:sz w:val="32"/>
+          <w:szCs w:val="32"/>
+        </w:rPr>
         <w:lastRenderedPageBreak/>
-        <w:t xml:space="preserve"># Basically, abstract interfacing interchangeable pattern in </w:t>
-      </w:r>
-      <w:r>
-        <w:rPr>
-          <w:rFonts w:cs="Carlito"/>
-          <w:b/>
-          <w:bCs/>
-          <w:sz w:val="32"/>
-          <w:szCs w:val="32"/>
-        </w:rPr>
-        <w:t xml:space="preserve">Flutter </w:t>
-      </w:r>
-      <w:r>
-        <w:rPr>
-          <w:rFonts w:cs="Carlito"/>
-          <w:sz w:val="32"/>
-          <w:szCs w:val="32"/>
-        </w:rPr>
-        <w:t>like exposing functionalities (</w:t>
-      </w:r>
-      <w:proofErr w:type="spellStart"/>
-      <w:r>
-        <w:rPr>
-          <w:rFonts w:cs="Carlito"/>
-          <w:b/>
-          <w:bCs/>
-          <w:sz w:val="32"/>
-          <w:szCs w:val="32"/>
-        </w:rPr>
-        <w:t>CacheService</w:t>
-      </w:r>
-      <w:proofErr w:type="spellEnd"/>
-      <w:r>
-        <w:rPr>
-          <w:rFonts w:cs="Carlito"/>
-          <w:sz w:val="32"/>
-          <w:szCs w:val="32"/>
-        </w:rPr>
-        <w:t>) where underlying mechanisms (</w:t>
-      </w:r>
-      <w:proofErr w:type="spellStart"/>
-      <w:r>
-        <w:rPr>
-          <w:rFonts w:cs="Carlito"/>
-          <w:b/>
-          <w:bCs/>
-          <w:sz w:val="32"/>
-          <w:szCs w:val="32"/>
-        </w:rPr>
-        <w:t>SharedPreferences</w:t>
-      </w:r>
-      <w:proofErr w:type="spellEnd"/>
-      <w:r>
-        <w:rPr>
-          <w:rFonts w:cs="Carlito"/>
-          <w:sz w:val="32"/>
-          <w:szCs w:val="32"/>
-        </w:rPr>
-        <w:t xml:space="preserve"> package) can be swapped out (using </w:t>
-      </w:r>
-      <w:r>
-        <w:rPr>
-          <w:rFonts w:cs="Carlito"/>
-          <w:b/>
-          <w:bCs/>
-          <w:sz w:val="32"/>
-          <w:szCs w:val="32"/>
-        </w:rPr>
-        <w:t>Mocktail</w:t>
-      </w:r>
-      <w:r>
-        <w:rPr>
-          <w:rFonts w:cs="Carlito"/>
-          <w:sz w:val="32"/>
-          <w:szCs w:val="32"/>
-        </w:rPr>
-        <w:t>). Commonly used in Testing</w:t>
-      </w:r>
-    </w:p>
-    <w:p>
-      <w:pPr>
-        <w:jc w:val="both"/>
-        <w:rPr>
-          <w:rFonts w:cs="Carlito"/>
-          <w:sz w:val="32"/>
-          <w:szCs w:val="32"/>
-        </w:rPr>
-      </w:pPr>
-    </w:p>
-    <w:p>
-      <w:pPr>
-        <w:jc w:val="both"/>
-        <w:rPr>
-          <w:rFonts w:cs="Carlito"/>
-          <w:sz w:val="32"/>
-          <w:szCs w:val="32"/>
-        </w:rPr>
-      </w:pPr>
-    </w:p>
-    <w:p>
-      <w:pPr>
-        <w:jc w:val="both"/>
-        <w:rPr>
-          <w:rFonts w:cs="Carlito"/>
-          <w:sz w:val="32"/>
-          <w:szCs w:val="32"/>
-        </w:rPr>
-      </w:pPr>
-      <w:r>
-        <w:rPr>
-          <w:rFonts w:cs="Carlito"/>
-          <w:sz w:val="32"/>
-          <w:szCs w:val="32"/>
-        </w:rPr>
-        <w:t>Why Needed:</w:t>
-      </w:r>
-    </w:p>
-    <w:p>
-      <w:pPr>
-        <w:jc w:val="both"/>
-        <w:rPr>
-          <w:rFonts w:cs="Carlito"/>
-          <w:sz w:val="32"/>
-          <w:szCs w:val="32"/>
-        </w:rPr>
-      </w:pPr>
-      <w:r>
-        <w:rPr>
-          <w:rFonts w:cs="Carlito"/>
-          <w:sz w:val="32"/>
-          <w:szCs w:val="32"/>
-        </w:rPr>
-        <w:t># Instead of writing this:</w:t>
-      </w:r>
-    </w:p>
-    <w:p>
-      <w:pPr>
-        <w:jc w:val="both"/>
-        <w:rPr>
-          <w:rFonts w:cs="Carlito"/>
-          <w:b/>
-          <w:bCs/>
-          <w:color w:val="D86DCB" w:themeColor="accent5" w:themeTint="99"/>
-          <w:sz w:val="32"/>
-          <w:szCs w:val="32"/>
-        </w:rPr>
-      </w:pPr>
-      <w:r>
-        <w:rPr>
-          <w:rFonts w:cs="Carlito"/>
-          <w:b/>
-          <w:bCs/>
-          <w:color w:val="D86DCB" w:themeColor="accent5" w:themeTint="99"/>
-          <w:sz w:val="32"/>
-          <w:szCs w:val="32"/>
-        </w:rPr>
-        <w:t xml:space="preserve">if </w:t>
-      </w:r>
-      <w:proofErr w:type="spellStart"/>
-      <w:r>
-        <w:rPr>
-          <w:rFonts w:cs="Carlito"/>
-          <w:b/>
-          <w:bCs/>
-          <w:color w:val="D86DCB" w:themeColor="accent5" w:themeTint="99"/>
-          <w:sz w:val="32"/>
-          <w:szCs w:val="32"/>
-        </w:rPr>
-        <w:t>payment_type</w:t>
-      </w:r>
-      <w:proofErr w:type="spellEnd"/>
-      <w:r>
-        <w:rPr>
-          <w:rFonts w:cs="Carlito"/>
-          <w:b/>
-          <w:bCs/>
-          <w:color w:val="D86DCB" w:themeColor="accent5" w:themeTint="99"/>
-          <w:sz w:val="32"/>
-          <w:szCs w:val="32"/>
-        </w:rPr>
-        <w:t xml:space="preserve"> == "</w:t>
-      </w:r>
-      <w:proofErr w:type="spellStart"/>
-      <w:r>
-        <w:rPr>
-          <w:rFonts w:cs="Carlito"/>
-          <w:b/>
-          <w:bCs/>
-          <w:color w:val="D86DCB" w:themeColor="accent5" w:themeTint="99"/>
-          <w:sz w:val="32"/>
-          <w:szCs w:val="32"/>
-        </w:rPr>
-        <w:t>bkash</w:t>
-      </w:r>
-      <w:proofErr w:type="spellEnd"/>
-      <w:r>
-        <w:rPr>
-          <w:rFonts w:cs="Carlito"/>
-          <w:b/>
-          <w:bCs/>
-          <w:color w:val="D86DCB" w:themeColor="accent5" w:themeTint="99"/>
-          <w:sz w:val="32"/>
-          <w:szCs w:val="32"/>
-        </w:rPr>
-        <w:t>":</w:t>
-      </w:r>
-    </w:p>
-    <w:p>
-      <w:pPr>
-        <w:jc w:val="both"/>
-        <w:rPr>
-          <w:rFonts w:cs="Carlito"/>
-          <w:b/>
-          <w:bCs/>
-          <w:color w:val="D86DCB" w:themeColor="accent5" w:themeTint="99"/>
-          <w:sz w:val="32"/>
-          <w:szCs w:val="32"/>
-        </w:rPr>
-      </w:pPr>
-      <w:r>
-        <w:rPr>
-          <w:rFonts w:cs="Carlito"/>
-          <w:b/>
-          <w:bCs/>
-          <w:color w:val="D86DCB" w:themeColor="accent5" w:themeTint="99"/>
-          <w:sz w:val="32"/>
-          <w:szCs w:val="32"/>
-        </w:rPr>
         <w:t xml:space="preserve">    ...</w:t>
       </w:r>
     </w:p>
@@ -17056,7 +16776,6 @@
           <w:sz w:val="28"/>
           <w:szCs w:val="28"/>
         </w:rPr>
-        <w:lastRenderedPageBreak/>
         <w:t xml:space="preserve">          /      |      \</w:t>
       </w:r>
     </w:p>
@@ -17093,7 +16812,6 @@
           <w:szCs w:val="28"/>
         </w:rPr>
       </w:pPr>
-      <w:proofErr w:type="spellStart"/>
       <w:r>
         <w:rPr>
           <w:rFonts w:cs="Carlito"/>
@@ -17102,7 +16820,99 @@
           <w:sz w:val="28"/>
           <w:szCs w:val="28"/>
         </w:rPr>
-        <w:t>Bkash</w:t>
+        <w:t>Bkash    Nagad    Stripe</w:t>
+      </w:r>
+    </w:p>
+    <w:p>
+      <w:pPr>
+        <w:jc w:val="both"/>
+        <w:rPr>
+          <w:rFonts w:cs="Carlito"/>
+          <w:sz w:val="32"/>
+          <w:szCs w:val="32"/>
+        </w:rPr>
+      </w:pPr>
+    </w:p>
+    <w:p>
+      <w:pPr>
+        <w:jc w:val="both"/>
+        <w:rPr>
+          <w:rFonts w:cs="Carlito"/>
+          <w:sz w:val="32"/>
+          <w:szCs w:val="32"/>
+        </w:rPr>
+      </w:pPr>
+    </w:p>
+    <w:p>
+      <w:pPr>
+        <w:jc w:val="both"/>
+        <w:rPr>
+          <w:rFonts w:cs="Carlito"/>
+          <w:sz w:val="32"/>
+          <w:szCs w:val="32"/>
+        </w:rPr>
+      </w:pPr>
+      <w:r>
+        <w:rPr>
+          <w:rFonts w:cs="Carlito"/>
+          <w:sz w:val="32"/>
+          <w:szCs w:val="32"/>
+        </w:rPr>
+        <w:t>Basic Implementation:</w:t>
+      </w:r>
+    </w:p>
+    <w:p>
+      <w:pPr>
+        <w:jc w:val="both"/>
+        <w:rPr>
+          <w:rFonts w:cs="Carlito"/>
+          <w:sz w:val="32"/>
+          <w:szCs w:val="32"/>
+        </w:rPr>
+      </w:pPr>
+      <w:r>
+        <w:rPr>
+          <w:rFonts w:cs="Carlito"/>
+          <w:sz w:val="32"/>
+          <w:szCs w:val="32"/>
+        </w:rPr>
+        <w:t># Step 1, Create the interface</w:t>
+      </w:r>
+    </w:p>
+    <w:p>
+      <w:pPr>
+        <w:jc w:val="both"/>
+        <w:rPr>
+          <w:rFonts w:cs="Carlito"/>
+          <w:b/>
+          <w:bCs/>
+          <w:color w:val="D86DCB" w:themeColor="accent5" w:themeTint="99"/>
+          <w:sz w:val="32"/>
+          <w:szCs w:val="32"/>
+        </w:rPr>
+      </w:pPr>
+      <w:r>
+        <w:rPr>
+          <w:rFonts w:cs="Carlito"/>
+          <w:b/>
+          <w:bCs/>
+          <w:color w:val="D86DCB" w:themeColor="accent5" w:themeTint="99"/>
+          <w:sz w:val="32"/>
+          <w:szCs w:val="32"/>
+        </w:rPr>
+        <w:t xml:space="preserve">from </w:t>
+      </w:r>
+      <w:proofErr w:type="spellStart"/>
+      <w:r>
+        <w:rPr>
+          <w:rFonts w:cs="Carlito"/>
+          <w:b/>
+          <w:bCs/>
+          <w:color w:val="D86DCB" w:themeColor="accent5" w:themeTint="99"/>
+          <w:sz w:val="32"/>
+          <w:szCs w:val="32"/>
+        </w:rPr>
+        <w:t>abc</w:t>
       </w:r>
       <w:proofErr w:type="spellEnd"/>
       <w:r>
@@ -17110,10 +16920,11 @@
           <w:rFonts w:cs="Carlito"/>
           <w:b/>
           <w:bCs/>
-          <w:sz w:val="28"/>
-          <w:szCs w:val="28"/>
-        </w:rPr>
-        <w:t xml:space="preserve">    </w:t>
+          <w:color w:val="D86DCB" w:themeColor="accent5" w:themeTint="99"/>
+          <w:sz w:val="32"/>
+          <w:szCs w:val="32"/>
+        </w:rPr>
+        <w:t xml:space="preserve"> import ABC, </w:t>
       </w:r>
       <w:proofErr w:type="spellStart"/>
       <w:r>
@@ -17121,174 +16932,49 @@
           <w:rFonts w:cs="Carlito"/>
           <w:b/>
           <w:bCs/>
-          <w:sz w:val="28"/>
-          <w:szCs w:val="28"/>
-        </w:rPr>
-        <w:t>Nagad</w:t>
+          <w:color w:val="D86DCB" w:themeColor="accent5" w:themeTint="99"/>
+          <w:sz w:val="32"/>
+          <w:szCs w:val="32"/>
+        </w:rPr>
+        <w:t>abstractmethod</w:t>
       </w:r>
       <w:proofErr w:type="spellEnd"/>
-      <w:r>
-        <w:rPr>
-          <w:rFonts w:cs="Carlito"/>
-          <w:b/>
-          <w:bCs/>
-          <w:sz w:val="28"/>
-          <w:szCs w:val="28"/>
-        </w:rPr>
-        <w:t xml:space="preserve">    Stripe</w:t>
-      </w:r>
-    </w:p>
-    <w:p>
-      <w:pPr>
-        <w:jc w:val="both"/>
-        <w:rPr>
-          <w:rFonts w:cs="Carlito"/>
-          <w:sz w:val="32"/>
-          <w:szCs w:val="32"/>
-        </w:rPr>
-      </w:pPr>
-    </w:p>
-    <w:p>
-      <w:pPr>
-        <w:jc w:val="both"/>
-        <w:rPr>
-          <w:rFonts w:cs="Carlito"/>
-          <w:sz w:val="32"/>
-          <w:szCs w:val="32"/>
-        </w:rPr>
-      </w:pPr>
-    </w:p>
-    <w:p>
-      <w:pPr>
-        <w:jc w:val="both"/>
-        <w:rPr>
-          <w:rFonts w:cs="Carlito"/>
-          <w:sz w:val="32"/>
-          <w:szCs w:val="32"/>
-        </w:rPr>
-      </w:pPr>
-      <w:r>
-        <w:rPr>
-          <w:rFonts w:cs="Carlito"/>
-          <w:sz w:val="32"/>
-          <w:szCs w:val="32"/>
-        </w:rPr>
-        <w:t>Basic Implementation:</w:t>
-      </w:r>
-    </w:p>
-    <w:p>
-      <w:pPr>
-        <w:jc w:val="both"/>
-        <w:rPr>
-          <w:rFonts w:cs="Carlito"/>
-          <w:sz w:val="32"/>
-          <w:szCs w:val="32"/>
-        </w:rPr>
-      </w:pPr>
-      <w:r>
-        <w:rPr>
-          <w:rFonts w:cs="Carlito"/>
-          <w:sz w:val="32"/>
-          <w:szCs w:val="32"/>
-        </w:rPr>
-        <w:t># Step 1, Create the interface</w:t>
-      </w:r>
-    </w:p>
-    <w:p>
-      <w:pPr>
-        <w:jc w:val="both"/>
-        <w:rPr>
-          <w:rFonts w:cs="Carlito"/>
-          <w:b/>
-          <w:bCs/>
-          <w:color w:val="D86DCB" w:themeColor="accent5" w:themeTint="99"/>
-          <w:sz w:val="32"/>
-          <w:szCs w:val="32"/>
-        </w:rPr>
-      </w:pPr>
-      <w:r>
-        <w:rPr>
-          <w:rFonts w:cs="Carlito"/>
-          <w:b/>
-          <w:bCs/>
-          <w:color w:val="D86DCB" w:themeColor="accent5" w:themeTint="99"/>
-          <w:sz w:val="32"/>
-          <w:szCs w:val="32"/>
-        </w:rPr>
-        <w:t xml:space="preserve">from </w:t>
-      </w:r>
-      <w:proofErr w:type="spellStart"/>
-      <w:r>
-        <w:rPr>
-          <w:rFonts w:cs="Carlito"/>
-          <w:b/>
-          <w:bCs/>
-          <w:color w:val="D86DCB" w:themeColor="accent5" w:themeTint="99"/>
-          <w:sz w:val="32"/>
-          <w:szCs w:val="32"/>
-        </w:rPr>
-        <w:t>abc</w:t>
-      </w:r>
-      <w:proofErr w:type="spellEnd"/>
-      <w:r>
-        <w:rPr>
-          <w:rFonts w:cs="Carlito"/>
-          <w:b/>
-          <w:bCs/>
-          <w:color w:val="D86DCB" w:themeColor="accent5" w:themeTint="99"/>
-          <w:sz w:val="32"/>
-          <w:szCs w:val="32"/>
-        </w:rPr>
-        <w:t xml:space="preserve"> import ABC, </w:t>
-      </w:r>
-      <w:proofErr w:type="spellStart"/>
-      <w:r>
-        <w:rPr>
-          <w:rFonts w:cs="Carlito"/>
-          <w:b/>
-          <w:bCs/>
-          <w:color w:val="D86DCB" w:themeColor="accent5" w:themeTint="99"/>
-          <w:sz w:val="32"/>
-          <w:szCs w:val="32"/>
-        </w:rPr>
-        <w:t>abstractmethod</w:t>
-      </w:r>
-      <w:proofErr w:type="spellEnd"/>
-    </w:p>
-    <w:p>
-      <w:pPr>
-        <w:jc w:val="both"/>
-        <w:rPr>
-          <w:rFonts w:cs="Carlito"/>
-          <w:b/>
-          <w:bCs/>
-          <w:color w:val="D86DCB" w:themeColor="accent5" w:themeTint="99"/>
-          <w:sz w:val="32"/>
-          <w:szCs w:val="32"/>
-        </w:rPr>
-      </w:pPr>
-    </w:p>
-    <w:p>
-      <w:pPr>
-        <w:jc w:val="both"/>
-        <w:rPr>
-          <w:rFonts w:cs="Carlito"/>
-          <w:b/>
-          <w:bCs/>
-          <w:color w:val="D86DCB" w:themeColor="accent5" w:themeTint="99"/>
-          <w:sz w:val="32"/>
-          <w:szCs w:val="32"/>
-        </w:rPr>
-      </w:pPr>
-      <w:r>
-        <w:rPr>
-          <w:rFonts w:cs="Carlito"/>
-          <w:b/>
-          <w:bCs/>
-          <w:color w:val="D86DCB" w:themeColor="accent5" w:themeTint="99"/>
-          <w:sz w:val="32"/>
-          <w:szCs w:val="32"/>
-        </w:rPr>
+    </w:p>
+    <w:p>
+      <w:pPr>
+        <w:jc w:val="both"/>
+        <w:rPr>
+          <w:rFonts w:cs="Carlito"/>
+          <w:b/>
+          <w:bCs/>
+          <w:color w:val="D86DCB" w:themeColor="accent5" w:themeTint="99"/>
+          <w:sz w:val="32"/>
+          <w:szCs w:val="32"/>
+        </w:rPr>
+      </w:pPr>
+    </w:p>
+    <w:p>
+      <w:pPr>
+        <w:jc w:val="both"/>
+        <w:rPr>
+          <w:rFonts w:cs="Carlito"/>
+          <w:b/>
+          <w:bCs/>
+          <w:color w:val="D86DCB" w:themeColor="accent5" w:themeTint="99"/>
+          <w:sz w:val="32"/>
+          <w:szCs w:val="32"/>
+        </w:rPr>
+      </w:pPr>
+      <w:r>
+        <w:rPr>
+          <w:rFonts w:cs="Carlito"/>
+          <w:b/>
+          <w:bCs/>
+          <w:color w:val="D86DCB" w:themeColor="accent5" w:themeTint="99"/>
+          <w:sz w:val="32"/>
+          <w:szCs w:val="32"/>
+        </w:rPr>
+        <w:lastRenderedPageBreak/>
         <w:t xml:space="preserve">class </w:t>
       </w:r>
       <w:proofErr w:type="spellStart"/>
@@ -18774,7 +18460,6 @@
           <w:sz w:val="32"/>
           <w:szCs w:val="32"/>
         </w:rPr>
-        <w:lastRenderedPageBreak/>
         <w:t>File storage (AWS S3, Local, Azure Blob)</w:t>
       </w:r>
     </w:p>
@@ -18994,6 +18679,7 @@
           <w:sz w:val="32"/>
           <w:szCs w:val="32"/>
         </w:rPr>
+        <w:lastRenderedPageBreak/>
         <w:t># A</w:t>
       </w:r>
       <w:r>
@@ -19485,6 +19171,7 @@
           <w:sz w:val="32"/>
           <w:szCs w:val="32"/>
         </w:rPr>
+        <w:lastRenderedPageBreak/>
         <w:t xml:space="preserve">class </w:t>
       </w:r>
       <w:proofErr w:type="spellStart"/>
@@ -20358,6 +20045,7 @@
           <w:sz w:val="32"/>
           <w:szCs w:val="32"/>
         </w:rPr>
+        <w:lastRenderedPageBreak/>
         <w:t>logging</w:t>
       </w:r>
     </w:p>
@@ -20692,7 +20380,6 @@
           <w:sz w:val="32"/>
           <w:szCs w:val="32"/>
         </w:rPr>
-        <w:lastRenderedPageBreak/>
         <w:t xml:space="preserve"># In </w:t>
       </w:r>
       <w:r>
@@ -20978,6 +20665,7 @@
           <w:sz w:val="32"/>
           <w:szCs w:val="32"/>
         </w:rPr>
+        <w:lastRenderedPageBreak/>
         <w:t>Pythons @decorator</w:t>
       </w:r>
       <w:r>
